--- a/docs/전달용/OAK시험_20261031/세팅작업_보고서_OAK_20261031.docx
+++ b/docs/전달용/OAK시험_20261031/세팅작업_보고서_OAK_20261031.docx
@@ -4312,7 +4312,7 @@
           <w:rFonts w:ascii="Arial Unicode MS" w:cs="Arial Unicode MS" w:eastAsia="Arial Unicode MS" w:hAnsi="Arial Unicode MS"/>
           <w:rtl w:val="0"/>
         </w:rPr>
-        <w:t xml:space="preserve">•  ☑ OAK LED · ping 169.254.1.222</w:t>
+        <w:t xml:space="preserve">•  ☑ PoE 어댑터 전원 LED · 랜 어댑터 링크 LED · ping 169.254.1.222</w:t>
       </w:r>
     </w:p>
     <w:p>

--- a/docs/전달용/OAK시험_20261031/세팅작업_보고서_OAK_20261031.docx
+++ b/docs/전달용/OAK시험_20261031/세팅작업_보고서_OAK_20261031.docx
@@ -879,9 +879,7 @@
               <w:rPr/>
             </w:pPr>
             <w:r>
-              <w:t xml:space="preserve">📷 사진 대기</w:t>
-              <w:br/>
-              <w:t xml:space="preserve">05_PoE어댑터_OAK_랜선연결.jpg</w:t>
+              <w:t xml:space="preserve"/>
             </w:r>
           </w:p>
         </w:tc>
@@ -1024,9 +1022,7 @@
               <w:rPr/>
             </w:pPr>
             <w:r>
-              <w:t xml:space="preserve">📷 사진 대기</w:t>
-              <w:br/>
-              <w:t xml:space="preserve">06_노트북_랜어댑터_허브.jpg</w:t>
+              <w:t xml:space="preserve"/>
             </w:r>
           </w:p>
         </w:tc>
@@ -1368,9 +1364,7 @@
               <w:rPr/>
             </w:pPr>
             <w:r>
-              <w:t xml:space="preserve">📷 사진 대기</w:t>
-              <w:br/>
-              <w:t xml:space="preserve">07_마스트위_OAK외관.jpg</w:t>
+              <w:t xml:space="preserve"/>
             </w:r>
           </w:p>
         </w:tc>
@@ -3188,9 +3182,7 @@
               <w:rPr/>
             </w:pPr>
             <w:r>
-              <w:t xml:space="preserve">📷 사진 대기</w:t>
-              <w:br/>
-              <w:t xml:space="preserve">08_퓨즈홀더_배터리분기점.jpg</w:t>
+              <w:t xml:space="preserve"/>
             </w:r>
           </w:p>
         </w:tc>
@@ -3333,9 +3325,7 @@
               <w:rPr/>
             </w:pPr>
             <w:r>
-              <w:t xml:space="preserve">📷 사진 대기</w:t>
-              <w:br/>
-              <w:t xml:space="preserve">09_5V모듈_UH308결선.jpg</w:t>
+              <w:t xml:space="preserve"/>
             </w:r>
           </w:p>
         </w:tc>

--- a/docs/전달용/OAK시험_20261031/세팅작업_보고서_OAK_20261031.docx
+++ b/docs/전달용/OAK시험_20261031/세팅작업_보고서_OAK_20261031.docx
@@ -178,7 +178,7 @@
           <w:rFonts w:ascii="Arial Unicode MS" w:cs="Arial Unicode MS" w:eastAsia="Arial Unicode MS" w:hAnsi="Arial Unicode MS"/>
           <w:rtl w:val="0"/>
         </w:rPr>
-        <w:t xml:space="preserve">•  연결 ✅ : 169.254.1.222 ping 손실 0 %, depthai-ros 2.31.1 연결 13~17 s, /oak/rgb/image_raw 640×360 30 fps</w:t>
+        <w:t xml:space="preserve">•  연결 (통과) : 169.254.1.222 ping 손실 0 %, depthai-ros 2.31.1 연결 13~17 s, /oak/rgb/image_raw 640×360 30 fps</w:t>
       </w:r>
     </w:p>
     <w:p>
@@ -201,7 +201,7 @@
           <w:rFonts w:ascii="Arial Unicode MS" w:cs="Arial Unicode MS" w:eastAsia="Arial Unicode MS" w:hAnsi="Arial Unicode MS"/>
           <w:rtl w:val="0"/>
         </w:rPr>
-        <w:t xml:space="preserve">•  10분 연속 ✅ : OAK 30.0 · D455 30.0 · 라이다 11.2 Hz · IMU 100 Hz · GPS 1 Hz · 비전 29.5 fps, USB 끊김 0, CPU 여유 83 %</w:t>
+        <w:t xml:space="preserve">•  10분 연속 (통과) : OAK 30.0 · D455 30.0 · 라이다 11.2 Hz · IMU 100 Hz · GPS 1 Hz · 비전 29.5 fps, USB 끊김 0, CPU 여유 83 %</w:t>
       </w:r>
     </w:p>
     <w:p>
@@ -224,7 +224,7 @@
           <w:rFonts w:ascii="Arial Unicode MS" w:cs="Arial Unicode MS" w:eastAsia="Arial Unicode MS" w:hAnsi="Arial Unicode MS"/>
           <w:rtl w:val="0"/>
         </w:rPr>
-        <w:t xml:space="preserve">•  화각 ✅ : 63.9° (640×360, ISP 1/3). camera_info 63.87° 와 0.01° 차. 사양 69° 는 센서 전체 값</w:t>
+        <w:t xml:space="preserve">•  화각 (통과) : 63.9° (640×360, ISP 1/3). camera_info 63.87° 와 0.01° 차. 사양 69° 는 센서 전체 값</w:t>
       </w:r>
     </w:p>
     <w:p>
@@ -247,7 +247,7 @@
           <w:rFonts w:ascii="Arial Unicode MS" w:cs="Arial Unicode MS" w:eastAsia="Arial Unicode MS" w:hAnsi="Arial Unicode MS"/>
           <w:rtl w:val="0"/>
         </w:rPr>
-        <w:t xml:space="preserve">•  각도 ✅ : 마스트 위 2.0 m, 좌 1.00 m 원 +26.99° (기대 +27.63°) — 부호·크기 1° 안</w:t>
+        <w:t xml:space="preserve">•  각도 (통과) : 마스트 위 2.0 m, 좌 1.00 m 원 +26.99° (기대 +27.63°) — 부호·크기 1° 안</w:t>
       </w:r>
     </w:p>
     <w:p>
@@ -270,7 +270,7 @@
           <w:rFonts w:ascii="Arial Unicode MS" w:cs="Arial Unicode MS" w:eastAsia="Arial Unicode MS" w:hAnsi="Arial Unicode MS"/>
           <w:rtl w:val="0"/>
         </w:rPr>
-        <w:t xml:space="preserve">•  도킹 도형 ⏳ : 도구·A4 도형 준비 완료, 본시험 전</w:t>
+        <w:t xml:space="preserve">•  도킹 도형 진행 전 : 도구·A4 도형 준비 완료, 본시험 전</w:t>
       </w:r>
     </w:p>
     <w:p>
@@ -331,7 +331,7 @@
           <w:rFonts w:ascii="Arial Unicode MS" w:cs="Arial Unicode MS" w:eastAsia="Arial Unicode MS" w:hAnsi="Arial Unicode MS"/>
           <w:rtl w:val="0"/>
         </w:rPr>
-        <w:t xml:space="preserve">•  DC 인젝터 도착 → 배터리 A 분기 2 A 퓨즈 결선 → 기가비트 링크 · 1280×720 fps 재측정</w:t>
+        <w:t xml:space="preserve">•  DC 인젝터 도착 → 배터리 A 분기 2 A 퓨즈 결선 → 기가비트 링크 · 640×360 30 fps 재확인</w:t>
       </w:r>
     </w:p>
     <w:p>
@@ -764,18 +764,6 @@
               <w:t xml:space="preserve">PoE 포트 → OAK, LAN 포트 → 노트북 랜 어댑터</w:t>
             </w:r>
           </w:p>
-        </w:tc>
-        <w:tc>
-          <w:tcPr>
-            <w:shd w:fill="auto" w:val="clear"/>
-            <w:tcMar>
-              <w:top w:w="100.0" w:type="dxa"/>
-              <w:left w:w="100.0" w:type="dxa"/>
-              <w:bottom w:w="100.0" w:type="dxa"/>
-              <w:right w:w="100.0" w:type="dxa"/>
-            </w:tcMar>
-            <w:vAlign w:val="top"/>
-          </w:tcPr>
           <w:p>
             <w:pPr>
               <w:ind w:right="-30"/>
@@ -786,6 +774,31 @@
                 <w:rFonts w:ascii="Arial Unicode MS" w:cs="Arial Unicode MS" w:eastAsia="Arial Unicode MS" w:hAnsi="Arial Unicode MS"/>
                 <w:rtl w:val="0"/>
               </w:rPr>
+              <w:t xml:space="preserve">nmcli oak-poe 169.254.1.10/16 → ping 169.254.1.222 손실 0 %</w:t>
+            </w:r>
+          </w:p>
+        </w:tc>
+        <w:tc>
+          <w:tcPr>
+            <w:shd w:fill="auto" w:val="clear"/>
+            <w:tcMar>
+              <w:top w:w="100.0" w:type="dxa"/>
+              <w:left w:w="100.0" w:type="dxa"/>
+              <w:bottom w:w="100.0" w:type="dxa"/>
+              <w:right w:w="100.0" w:type="dxa"/>
+            </w:tcMar>
+            <w:vAlign w:val="top"/>
+          </w:tcPr>
+          <w:p>
+            <w:pPr>
+              <w:ind w:right="-30"/>
+              <w:rPr/>
+            </w:pPr>
+            <w:r>
+              <w:rPr>
+                <w:rFonts w:ascii="Arial Unicode MS" w:cs="Arial Unicode MS" w:eastAsia="Arial Unicode MS" w:hAnsi="Arial Unicode MS"/>
+                <w:rtl w:val="0"/>
+              </w:rPr>
               <w:t xml:space="preserve">배 탑재품 아님(AC 220 V)</w:t>
             </w:r>
           </w:p>
@@ -799,284 +812,7 @@
                 <w:rFonts w:ascii="Arial Unicode MS" w:cs="Arial Unicode MS" w:eastAsia="Arial Unicode MS" w:hAnsi="Arial Unicode MS"/>
                 <w:rtl w:val="0"/>
               </w:rPr>
-              <w:t xml:space="preserve">10/100 전용 → 링크 100 Mb 반이중</w:t>
-            </w:r>
-          </w:p>
-        </w:tc>
-      </w:tr>
-      <w:tr>
-        <w:trPr>
-          <w:cantSplit w:val="0"/>
-          <w:trHeight w:val="1200" w:hRule="atLeast"/>
-          <w:tblHeader w:val="0"/>
-        </w:trPr>
-        <w:tc>
-          <w:tcPr>
-            <w:shd w:fill="auto" w:val="clear"/>
-            <w:tcMar>
-              <w:top w:w="100.0" w:type="dxa"/>
-              <w:left w:w="100.0" w:type="dxa"/>
-              <w:bottom w:w="100.0" w:type="dxa"/>
-              <w:right w:w="100.0" w:type="dxa"/>
-            </w:tcMar>
-            <w:vAlign w:val="top"/>
-          </w:tcPr>
-          <w:p>
-            <w:pPr>
-              <w:keepNext w:val="0"/>
-              <w:keepLines w:val="0"/>
-              <w:pageBreakBefore w:val="0"/>
-              <w:widowControl w:val="0"/>
-              <w:pBdr>
-                <w:top w:space="0" w:sz="0" w:val="nil"/>
-                <w:left w:space="0" w:sz="0" w:val="nil"/>
-                <w:bottom w:space="0" w:sz="0" w:val="nil"/>
-                <w:right w:space="0" w:sz="0" w:val="nil"/>
-                <w:between w:space="0" w:sz="0" w:val="nil"/>
-              </w:pBdr>
-              <w:shd w:fill="auto" w:val="clear"/>
-              <w:spacing w:after="0" w:before="0" w:line="240" w:lineRule="auto"/>
-              <w:ind w:left="0" w:right="0" w:firstLine="0"/>
-              <w:jc w:val="left"/>
-              <w:rPr/>
-            </w:pPr>
-            <w:r>
-              <w:rPr>
-                <w:rtl w:val="0"/>
-              </w:rPr>
-              <w:t xml:space="preserve"/>
-            </w:r>
-          </w:p>
-        </w:tc>
-        <w:tc>
-          <w:tcPr>
-            <w:shd w:fill="auto" w:val="clear"/>
-            <w:tcMar>
-              <w:top w:w="100.0" w:type="dxa"/>
-              <w:left w:w="100.0" w:type="dxa"/>
-              <w:bottom w:w="100.0" w:type="dxa"/>
-              <w:right w:w="100.0" w:type="dxa"/>
-            </w:tcMar>
-            <w:vAlign w:val="top"/>
-          </w:tcPr>
-          <w:p>
-            <w:pPr>
-              <w:keepNext w:val="0"/>
-              <w:keepLines w:val="0"/>
-              <w:pageBreakBefore w:val="0"/>
-              <w:widowControl w:val="0"/>
-              <w:pBdr>
-                <w:top w:space="0" w:sz="0" w:val="nil"/>
-                <w:left w:space="0" w:sz="0" w:val="nil"/>
-                <w:bottom w:space="0" w:sz="0" w:val="nil"/>
-                <w:right w:space="0" w:sz="0" w:val="nil"/>
-                <w:between w:space="0" w:sz="0" w:val="nil"/>
-              </w:pBdr>
-              <w:shd w:fill="auto" w:val="clear"/>
-              <w:spacing w:after="0" w:before="0" w:line="240" w:lineRule="auto"/>
-              <w:ind w:left="0" w:right="0" w:firstLine="0"/>
-              <w:jc w:val="left"/>
-              <w:rPr/>
-            </w:pPr>
-            <w:r>
-              <w:t xml:space="preserve">📷 사진 대기</w:t>
-              <w:br/>
-              <w:t xml:space="preserve">05_PoE어댑터_OAK_랜선연결.jpg</w:t>
-            </w:r>
-          </w:p>
-        </w:tc>
-        <w:tc>
-          <w:tcPr>
-            <w:shd w:fill="auto" w:val="clear"/>
-            <w:tcMar>
-              <w:top w:w="100.0" w:type="dxa"/>
-              <w:left w:w="100.0" w:type="dxa"/>
-              <w:bottom w:w="100.0" w:type="dxa"/>
-              <w:right w:w="100.0" w:type="dxa"/>
-            </w:tcMar>
-            <w:vAlign w:val="top"/>
-          </w:tcPr>
-          <w:p>
-            <w:pPr>
-              <w:ind w:right="-30"/>
-              <w:rPr/>
-            </w:pPr>
-            <w:r>
-              <w:rPr>
-                <w:rFonts w:ascii="Arial Unicode MS" w:cs="Arial Unicode MS" w:eastAsia="Arial Unicode MS" w:hAnsi="Arial Unicode MS"/>
-                <w:rtl w:val="0"/>
-              </w:rPr>
-              <w:t xml:space="preserve">노트북 nmcli oak-poe 169.254.1.10/16 (AX88179 enxc8a362944948)</w:t>
-            </w:r>
-          </w:p>
-          <w:p>
-            <w:pPr>
-              <w:ind w:right="-30"/>
-              <w:rPr/>
-            </w:pPr>
-            <w:r>
-              <w:rPr>
-                <w:rFonts w:ascii="Arial Unicode MS" w:cs="Arial Unicode MS" w:eastAsia="Arial Unicode MS" w:hAnsi="Arial Unicode MS"/>
-                <w:rtl w:val="0"/>
-              </w:rPr>
-              <w:t xml:space="preserve">ping 169.254.1.222 손실 0 %, TCP 11490 열림</w:t>
-            </w:r>
-          </w:p>
-        </w:tc>
-        <w:tc>
-          <w:tcPr>
-            <w:shd w:fill="auto" w:val="clear"/>
-            <w:tcMar>
-              <w:top w:w="100.0" w:type="dxa"/>
-              <w:left w:w="100.0" w:type="dxa"/>
-              <w:bottom w:w="100.0" w:type="dxa"/>
-              <w:right w:w="100.0" w:type="dxa"/>
-            </w:tcMar>
-            <w:vAlign w:val="top"/>
-          </w:tcPr>
-          <w:p>
-            <w:pPr>
-              <w:ind w:right="-30"/>
-              <w:rPr/>
-            </w:pPr>
-            <w:r>
-              <w:rPr>
-                <w:rFonts w:ascii="Arial Unicode MS" w:cs="Arial Unicode MS" w:eastAsia="Arial Unicode MS" w:hAnsi="Arial Unicode MS"/>
-                <w:rtl w:val="0"/>
-              </w:rPr>
-              <w:t xml:space="preserve">링크 오류·충돌 0</w:t>
-            </w:r>
-          </w:p>
-        </w:tc>
-      </w:tr>
-      <w:tr>
-        <w:trPr>
-          <w:cantSplit w:val="0"/>
-          <w:trHeight w:val="1200" w:hRule="atLeast"/>
-          <w:tblHeader w:val="0"/>
-        </w:trPr>
-        <w:tc>
-          <w:tcPr>
-            <w:shd w:fill="auto" w:val="clear"/>
-            <w:tcMar>
-              <w:top w:w="100.0" w:type="dxa"/>
-              <w:left w:w="100.0" w:type="dxa"/>
-              <w:bottom w:w="100.0" w:type="dxa"/>
-              <w:right w:w="100.0" w:type="dxa"/>
-            </w:tcMar>
-            <w:vAlign w:val="top"/>
-          </w:tcPr>
-          <w:p>
-            <w:pPr>
-              <w:keepNext w:val="0"/>
-              <w:keepLines w:val="0"/>
-              <w:pageBreakBefore w:val="0"/>
-              <w:widowControl w:val="0"/>
-              <w:pBdr>
-                <w:top w:space="0" w:sz="0" w:val="nil"/>
-                <w:left w:space="0" w:sz="0" w:val="nil"/>
-                <w:bottom w:space="0" w:sz="0" w:val="nil"/>
-                <w:right w:space="0" w:sz="0" w:val="nil"/>
-                <w:between w:space="0" w:sz="0" w:val="nil"/>
-              </w:pBdr>
-              <w:shd w:fill="auto" w:val="clear"/>
-              <w:spacing w:after="0" w:before="0" w:line="240" w:lineRule="auto"/>
-              <w:ind w:left="0" w:right="0" w:firstLine="0"/>
-              <w:jc w:val="left"/>
-              <w:rPr/>
-            </w:pPr>
-            <w:r>
-              <w:rPr>
-                <w:rtl w:val="0"/>
-              </w:rPr>
-              <w:t xml:space="preserve"/>
-            </w:r>
-          </w:p>
-        </w:tc>
-        <w:tc>
-          <w:tcPr>
-            <w:shd w:fill="auto" w:val="clear"/>
-            <w:tcMar>
-              <w:top w:w="100.0" w:type="dxa"/>
-              <w:left w:w="100.0" w:type="dxa"/>
-              <w:bottom w:w="100.0" w:type="dxa"/>
-              <w:right w:w="100.0" w:type="dxa"/>
-            </w:tcMar>
-            <w:vAlign w:val="top"/>
-          </w:tcPr>
-          <w:p>
-            <w:pPr>
-              <w:keepNext w:val="0"/>
-              <w:keepLines w:val="0"/>
-              <w:pageBreakBefore w:val="0"/>
-              <w:widowControl w:val="0"/>
-              <w:pBdr>
-                <w:top w:space="0" w:sz="0" w:val="nil"/>
-                <w:left w:space="0" w:sz="0" w:val="nil"/>
-                <w:bottom w:space="0" w:sz="0" w:val="nil"/>
-                <w:right w:space="0" w:sz="0" w:val="nil"/>
-                <w:between w:space="0" w:sz="0" w:val="nil"/>
-              </w:pBdr>
-              <w:shd w:fill="auto" w:val="clear"/>
-              <w:spacing w:after="0" w:before="0" w:line="240" w:lineRule="auto"/>
-              <w:ind w:left="0" w:right="0" w:firstLine="0"/>
-              <w:jc w:val="left"/>
-              <w:rPr/>
-            </w:pPr>
-            <w:r>
-              <w:t xml:space="preserve">📷 사진 대기</w:t>
-              <w:br/>
-              <w:t xml:space="preserve">06_노트북_랜어댑터_허브.jpg</w:t>
-            </w:r>
-          </w:p>
-        </w:tc>
-        <w:tc>
-          <w:tcPr>
-            <w:shd w:fill="auto" w:val="clear"/>
-            <w:tcMar>
-              <w:top w:w="100.0" w:type="dxa"/>
-              <w:left w:w="100.0" w:type="dxa"/>
-              <w:bottom w:w="100.0" w:type="dxa"/>
-              <w:right w:w="100.0" w:type="dxa"/>
-            </w:tcMar>
-            <w:vAlign w:val="top"/>
-          </w:tcPr>
-          <w:p>
-            <w:pPr>
-              <w:ind w:right="-30"/>
-              <w:rPr/>
-            </w:pPr>
-            <w:r>
-              <w:rPr>
-                <w:rFonts w:ascii="Arial Unicode MS" w:cs="Arial Unicode MS" w:eastAsia="Arial Unicode MS" w:hAnsi="Arial Unicode MS"/>
-                <w:rtl w:val="0"/>
-              </w:rPr>
-              <w:t xml:space="preserve">노트북: 허브(UH308) 아래 라이다·IMU·GPS·D455, 랜 어댑터에 OAK</w:t>
-            </w:r>
-          </w:p>
-        </w:tc>
-        <w:tc>
-          <w:tcPr>
-            <w:shd w:fill="auto" w:val="clear"/>
-            <w:tcMar>
-              <w:top w:w="100.0" w:type="dxa"/>
-              <w:left w:w="100.0" w:type="dxa"/>
-              <w:bottom w:w="100.0" w:type="dxa"/>
-              <w:right w:w="100.0" w:type="dxa"/>
-            </w:tcMar>
-            <w:vAlign w:val="top"/>
-          </w:tcPr>
-          <w:p>
-            <w:pPr>
-              <w:ind w:right="-30"/>
-              <w:rPr/>
-            </w:pPr>
-            <w:r>
-              <w:rPr>
-                <w:rFonts w:ascii="Arial Unicode MS" w:cs="Arial Unicode MS" w:eastAsia="Arial Unicode MS" w:hAnsi="Arial Unicode MS"/>
-                <w:rtl w:val="0"/>
-              </w:rPr>
-              <w:t xml:space="preserve">허브 계통은 10-28 결선 (아래 표)</w:t>
+              <w:t xml:space="preserve">10/100 전용 → 링크 100 Mb 반이중, 오류·충돌 0</w:t>
             </w:r>
           </w:p>
         </w:tc>
@@ -1368,164 +1104,6 @@
               <w:rPr/>
             </w:pPr>
             <w:r>
-              <w:t xml:space="preserve">📷 사진 대기</w:t>
-              <w:br/>
-              <w:t xml:space="preserve">07_마스트위_OAK외관.jpg</w:t>
-            </w:r>
-          </w:p>
-        </w:tc>
-        <w:tc>
-          <w:tcPr>
-            <w:shd w:fill="auto" w:val="clear"/>
-            <w:tcMar>
-              <w:top w:w="100.0" w:type="dxa"/>
-              <w:left w:w="100.0" w:type="dxa"/>
-              <w:bottom w:w="100.0" w:type="dxa"/>
-              <w:right w:w="100.0" w:type="dxa"/>
-            </w:tcMar>
-            <w:vAlign w:val="top"/>
-          </w:tcPr>
-          <w:p>
-            <w:pPr>
-              <w:ind w:right="-30"/>
-              <w:rPr/>
-            </w:pPr>
-            <w:r>
-              <w:rPr>
-                <w:rFonts w:ascii="Arial Unicode MS" w:cs="Arial Unicode MS" w:eastAsia="Arial Unicode MS" w:hAnsi="Arial Unicode MS"/>
-                <w:rtl w:val="0"/>
-              </w:rPr>
-              <w:t xml:space="preserve">ros-humble-depthai-ros (depthai 2.31.1), 연결 13~17 s</w:t>
-            </w:r>
-          </w:p>
-          <w:p>
-            <w:pPr>
-              <w:ind w:right="-30"/>
-              <w:rPr/>
-            </w:pPr>
-            <w:r>
-              <w:rPr>
-                <w:rFonts w:ascii="Arial Unicode MS" w:cs="Arial Unicode MS" w:eastAsia="Arial Unicode MS" w:hAnsi="Arial Unicode MS"/>
-                <w:rtl w:val="0"/>
-              </w:rPr>
-              <w:t xml:space="preserve">/oak/rgb/image_raw (bgr8, RELIABLE)</w:t>
-            </w:r>
-          </w:p>
-          <w:p>
-            <w:pPr>
-              <w:ind w:right="-30"/>
-              <w:rPr/>
-            </w:pPr>
-            <w:r>
-              <w:rPr>
-                <w:rFonts w:ascii="Arial Unicode MS" w:cs="Arial Unicode MS" w:eastAsia="Arial Unicode MS" w:hAnsi="Arial Unicode MS"/>
-                <w:rtl w:val="0"/>
-              </w:rPr>
-              <w:t xml:space="preserve">640×360 MJPEG 30 fps / 1280×720 비압축 8 fps</w:t>
-            </w:r>
-          </w:p>
-        </w:tc>
-        <w:tc>
-          <w:tcPr>
-            <w:shd w:fill="auto" w:val="clear"/>
-            <w:tcMar>
-              <w:top w:w="100.0" w:type="dxa"/>
-              <w:left w:w="100.0" w:type="dxa"/>
-              <w:bottom w:w="100.0" w:type="dxa"/>
-              <w:right w:w="100.0" w:type="dxa"/>
-            </w:tcMar>
-            <w:vAlign w:val="top"/>
-          </w:tcPr>
-          <w:p>
-            <w:pPr>
-              <w:ind w:right="-30"/>
-              <w:rPr/>
-            </w:pPr>
-            <w:r>
-              <w:rPr>
-                <w:rFonts w:ascii="Arial Unicode MS" w:cs="Arial Unicode MS" w:eastAsia="Arial Unicode MS" w:hAnsi="Arial Unicode MS"/>
-                <w:rtl w:val="0"/>
-              </w:rPr>
-              <w:t xml:space="preserve">1280×720 은 100 Mb 포화 — 기가 인젝터 후 재측정</w:t>
-            </w:r>
-          </w:p>
-        </w:tc>
-      </w:tr>
-      <w:tr>
-        <w:trPr>
-          <w:cantSplit w:val="0"/>
-          <w:trHeight w:val="1200" w:hRule="atLeast"/>
-          <w:tblHeader w:val="0"/>
-        </w:trPr>
-        <w:tc>
-          <w:tcPr>
-            <w:shd w:fill="auto" w:val="clear"/>
-            <w:tcMar>
-              <w:top w:w="100.0" w:type="dxa"/>
-              <w:left w:w="100.0" w:type="dxa"/>
-              <w:bottom w:w="100.0" w:type="dxa"/>
-              <w:right w:w="100.0" w:type="dxa"/>
-            </w:tcMar>
-            <w:vAlign w:val="top"/>
-          </w:tcPr>
-          <w:p>
-            <w:pPr>
-              <w:keepNext w:val="0"/>
-              <w:keepLines w:val="0"/>
-              <w:pageBreakBefore w:val="0"/>
-              <w:widowControl w:val="0"/>
-              <w:pBdr>
-                <w:top w:space="0" w:sz="0" w:val="nil"/>
-                <w:left w:space="0" w:sz="0" w:val="nil"/>
-                <w:bottom w:space="0" w:sz="0" w:val="nil"/>
-                <w:right w:space="0" w:sz="0" w:val="nil"/>
-                <w:between w:space="0" w:sz="0" w:val="nil"/>
-              </w:pBdr>
-              <w:shd w:fill="auto" w:val="clear"/>
-              <w:spacing w:after="0" w:before="0" w:line="240" w:lineRule="auto"/>
-              <w:ind w:left="0" w:right="0" w:firstLine="0"/>
-              <w:jc w:val="left"/>
-              <w:rPr/>
-            </w:pPr>
-            <w:r>
-              <w:rPr>
-                <w:rtl w:val="0"/>
-              </w:rPr>
-              <w:t xml:space="preserve"/>
-            </w:r>
-          </w:p>
-        </w:tc>
-        <w:tc>
-          <w:tcPr>
-            <w:shd w:fill="auto" w:val="clear"/>
-            <w:tcMar>
-              <w:top w:w="100.0" w:type="dxa"/>
-              <w:left w:w="100.0" w:type="dxa"/>
-              <w:bottom w:w="100.0" w:type="dxa"/>
-              <w:right w:w="100.0" w:type="dxa"/>
-            </w:tcMar>
-            <w:vAlign w:val="top"/>
-          </w:tcPr>
-          <w:p>
-            <w:pPr>
-              <w:keepNext w:val="0"/>
-              <w:keepLines w:val="0"/>
-              <w:pageBreakBefore w:val="0"/>
-              <w:widowControl w:val="0"/>
-              <w:pBdr>
-                <w:top w:space="0" w:sz="0" w:val="nil"/>
-                <w:left w:space="0" w:sz="0" w:val="nil"/>
-                <w:bottom w:space="0" w:sz="0" w:val="nil"/>
-                <w:right w:space="0" w:sz="0" w:val="nil"/>
-                <w:between w:space="0" w:sz="0" w:val="nil"/>
-              </w:pBdr>
-              <w:shd w:fill="auto" w:val="clear"/>
-              <w:spacing w:after="0" w:before="0" w:line="240" w:lineRule="auto"/>
-              <w:ind w:left="0" w:right="0" w:firstLine="0"/>
-              <w:jc w:val="left"/>
-              <w:rPr/>
-            </w:pPr>
-            <w:r>
               <w:drawing>
                 <wp:inline distT="0" distB="0" distL="0" distR="0">
                   <wp:extent cx="2381250" cy="1339453"/>
@@ -2281,7 +1859,7 @@
                 <w:rFonts w:ascii="Arial Unicode MS" w:cs="Arial Unicode MS" w:eastAsia="Arial Unicode MS" w:hAnsi="Arial Unicode MS"/>
                 <w:rtl w:val="0"/>
               </w:rPr>
-              <w:t xml:space="preserve">원형도 0.83 이 기준 0.82 에 걸림 — 본시험에서 확인 ⏳</w:t>
+              <w:t xml:space="preserve">원형도 0.83 이 기준 0.82 에 걸림 — 본시험에서 확인 진행 전</w:t>
             </w:r>
           </w:p>
         </w:tc>
@@ -2538,42 +2116,42 @@
               <w:rPr>
                 <w:rtl w:val="0"/>
               </w:rPr>
-              <w:t xml:space="preserve">10분 연속</w:t>
-            </w:r>
-          </w:p>
-        </w:tc>
-        <w:tc>
-          <w:tcPr>
-            <w:shd w:fill="auto" w:val="clear"/>
-            <w:tcMar>
-              <w:top w:w="100.0" w:type="dxa"/>
-              <w:left w:w="100.0" w:type="dxa"/>
-              <w:bottom w:w="100.0" w:type="dxa"/>
-              <w:right w:w="100.0" w:type="dxa"/>
-            </w:tcMar>
-            <w:vAlign w:val="top"/>
-          </w:tcPr>
-          <w:p>
-            <w:pPr>
-              <w:keepNext w:val="0"/>
-              <w:keepLines w:val="0"/>
-              <w:pageBreakBefore w:val="0"/>
-              <w:widowControl w:val="0"/>
-              <w:pBdr>
-                <w:top w:space="0" w:sz="0" w:val="nil"/>
-                <w:left w:space="0" w:sz="0" w:val="nil"/>
-                <w:bottom w:space="0" w:sz="0" w:val="nil"/>
-                <w:right w:space="0" w:sz="0" w:val="nil"/>
-                <w:between w:space="0" w:sz="0" w:val="nil"/>
-              </w:pBdr>
-              <w:shd w:fill="auto" w:val="clear"/>
-              <w:spacing w:after="0" w:before="0" w:line="240" w:lineRule="auto"/>
-              <w:ind w:left="0" w:right="0" w:firstLine="0"/>
-              <w:jc w:val="left"/>
-              <w:rPr/>
-            </w:pPr>
-            <w:r>
-              <w:t xml:space="preserve">OAK 30.0 fps · D455 30.0 fps · 라이다 11.2 Hz · IMU 100 Hz · GPS 1 Hz · 비전 처리 29.5 fps</w:t>
+              <w:t xml:space="preserve">드라이버 연결</w:t>
+            </w:r>
+          </w:p>
+        </w:tc>
+        <w:tc>
+          <w:tcPr>
+            <w:shd w:fill="auto" w:val="clear"/>
+            <w:tcMar>
+              <w:top w:w="100.0" w:type="dxa"/>
+              <w:left w:w="100.0" w:type="dxa"/>
+              <w:bottom w:w="100.0" w:type="dxa"/>
+              <w:right w:w="100.0" w:type="dxa"/>
+            </w:tcMar>
+            <w:vAlign w:val="top"/>
+          </w:tcPr>
+          <w:p>
+            <w:pPr>
+              <w:keepNext w:val="0"/>
+              <w:keepLines w:val="0"/>
+              <w:pageBreakBefore w:val="0"/>
+              <w:widowControl w:val="0"/>
+              <w:pBdr>
+                <w:top w:space="0" w:sz="0" w:val="nil"/>
+                <w:left w:space="0" w:sz="0" w:val="nil"/>
+                <w:bottom w:space="0" w:sz="0" w:val="nil"/>
+                <w:right w:space="0" w:sz="0" w:val="nil"/>
+                <w:between w:space="0" w:sz="0" w:val="nil"/>
+              </w:pBdr>
+              <w:shd w:fill="auto" w:val="clear"/>
+              <w:spacing w:after="0" w:before="0" w:line="240" w:lineRule="auto"/>
+              <w:ind w:left="0" w:right="0" w:firstLine="0"/>
+              <w:jc w:val="left"/>
+              <w:rPr/>
+            </w:pPr>
+            <w:r>
+              <w:t xml:space="preserve">ros-humble-depthai-ros (depthai 2.31.1), 13~17 s · /oak/rgb/image_raw (bgr8, RELIABLE)</w:t>
             </w:r>
           </w:p>
         </w:tc>
@@ -2598,7 +2176,7 @@
                 <w:rFonts w:ascii="Arial Unicode MS" w:cs="Arial Unicode MS" w:eastAsia="Arial Unicode MS" w:hAnsi="Arial Unicode MS"/>
                 <w:rtl w:val="0"/>
               </w:rPr>
-              <w:t xml:space="preserve">USB 끊김 0 · 노드 사망 0 ✅</w:t>
+              <w:t xml:space="preserve">통과</w:t>
             </w:r>
           </w:p>
         </w:tc>
@@ -2623,20 +2201,7 @@
                 <w:rFonts w:ascii="Arial Unicode MS" w:cs="Arial Unicode MS" w:eastAsia="Arial Unicode MS" w:hAnsi="Arial Unicode MS"/>
                 <w:rtl w:val="0"/>
               </w:rPr>
-              <w:t xml:space="preserve">CPU 여유 83 %</w:t>
-            </w:r>
-          </w:p>
-          <w:p>
-            <w:pPr>
-              <w:ind w:right="-30"/>
-              <w:rPr/>
-            </w:pPr>
-            <w:r>
-              <w:rPr>
-                <w:rFonts w:ascii="Arial Unicode MS" w:cs="Arial Unicode MS" w:eastAsia="Arial Unicode MS" w:hAnsi="Arial Unicode MS"/>
-                <w:rtl w:val="0"/>
-              </w:rPr>
-              <w:t xml:space="preserve">최대 공백 IMU 0.34 s · 비전 0.33 s 한 번</w:t>
+              <w:t xml:space="preserve">IP 169.254.1.222, TCP 11490</w:t>
             </w:r>
           </w:p>
         </w:tc>
@@ -2681,42 +2246,42 @@
               <w:rPr>
                 <w:rtl w:val="0"/>
               </w:rPr>
-              <w:t xml:space="preserve">정상 재시작</w:t>
-            </w:r>
-          </w:p>
-        </w:tc>
-        <w:tc>
-          <w:tcPr>
-            <w:shd w:fill="auto" w:val="clear"/>
-            <w:tcMar>
-              <w:top w:w="100.0" w:type="dxa"/>
-              <w:left w:w="100.0" w:type="dxa"/>
-              <w:bottom w:w="100.0" w:type="dxa"/>
-              <w:right w:w="100.0" w:type="dxa"/>
-            </w:tcMar>
-            <w:vAlign w:val="top"/>
-          </w:tcPr>
-          <w:p>
-            <w:pPr>
-              <w:keepNext w:val="0"/>
-              <w:keepLines w:val="0"/>
-              <w:pageBreakBefore w:val="0"/>
-              <w:widowControl w:val="0"/>
-              <w:pBdr>
-                <w:top w:space="0" w:sz="0" w:val="nil"/>
-                <w:left w:space="0" w:sz="0" w:val="nil"/>
-                <w:bottom w:space="0" w:sz="0" w:val="nil"/>
-                <w:right w:space="0" w:sz="0" w:val="nil"/>
-                <w:between w:space="0" w:sz="0" w:val="nil"/>
-              </w:pBdr>
-              <w:shd w:fill="auto" w:val="clear"/>
-              <w:spacing w:after="0" w:before="0" w:line="240" w:lineRule="auto"/>
-              <w:ind w:left="0" w:right="0" w:firstLine="0"/>
-              <w:jc w:val="left"/>
-              <w:rPr/>
-            </w:pPr>
-            <w:r>
-              <w:t xml:space="preserve">14~17 s 에 비전 복구</w:t>
+              <w:t xml:space="preserve">fps</w:t>
+            </w:r>
+          </w:p>
+        </w:tc>
+        <w:tc>
+          <w:tcPr>
+            <w:shd w:fill="auto" w:val="clear"/>
+            <w:tcMar>
+              <w:top w:w="100.0" w:type="dxa"/>
+              <w:left w:w="100.0" w:type="dxa"/>
+              <w:bottom w:w="100.0" w:type="dxa"/>
+              <w:right w:w="100.0" w:type="dxa"/>
+            </w:tcMar>
+            <w:vAlign w:val="top"/>
+          </w:tcPr>
+          <w:p>
+            <w:pPr>
+              <w:keepNext w:val="0"/>
+              <w:keepLines w:val="0"/>
+              <w:pageBreakBefore w:val="0"/>
+              <w:widowControl w:val="0"/>
+              <w:pBdr>
+                <w:top w:space="0" w:sz="0" w:val="nil"/>
+                <w:left w:space="0" w:sz="0" w:val="nil"/>
+                <w:bottom w:space="0" w:sz="0" w:val="nil"/>
+                <w:right w:space="0" w:sz="0" w:val="nil"/>
+                <w:between w:space="0" w:sz="0" w:val="nil"/>
+              </w:pBdr>
+              <w:shd w:fill="auto" w:val="clear"/>
+              <w:spacing w:after="0" w:before="0" w:line="240" w:lineRule="auto"/>
+              <w:ind w:left="0" w:right="0" w:firstLine="0"/>
+              <w:jc w:val="left"/>
+              <w:rPr/>
+            </w:pPr>
+            <w:r>
+              <w:t xml:space="preserve">640×360 MJPEG 30 fps (비전 노드 수신 26~30) · 1280×720 비압축 8 fps · 1280×720 MJPEG 카메라 30 / 비전 노드 수신 9 fps</w:t>
             </w:r>
           </w:p>
         </w:tc>
@@ -2741,7 +2306,7 @@
                 <w:rFonts w:ascii="Arial Unicode MS" w:cs="Arial Unicode MS" w:eastAsia="Arial Unicode MS" w:hAnsi="Arial Unicode MS"/>
                 <w:rtl w:val="0"/>
               </w:rPr>
-              <w:t xml:space="preserve">✅</w:t>
+              <w:t xml:space="preserve">640×360 채택</w:t>
             </w:r>
           </w:p>
         </w:tc>
@@ -2766,7 +2331,7 @@
                 <w:rFonts w:ascii="Arial Unicode MS" w:cs="Arial Unicode MS" w:eastAsia="Arial Unicode MS" w:hAnsi="Arial Unicode MS"/>
                 <w:rtl w:val="0"/>
               </w:rPr>
-              <w:t xml:space="preserve"/>
+              <w:t xml:space="preserve">1280×720 은 100 Mb 포화 + 노트북 내부 전달 병목(프레임 2.7 MB) — 기가 인젝터로도 해결 안 됨</w:t>
             </w:r>
           </w:p>
         </w:tc>
@@ -2811,6 +2376,279 @@
               <w:rPr>
                 <w:rtl w:val="0"/>
               </w:rPr>
+              <w:t xml:space="preserve">10분 연속</w:t>
+            </w:r>
+          </w:p>
+        </w:tc>
+        <w:tc>
+          <w:tcPr>
+            <w:shd w:fill="auto" w:val="clear"/>
+            <w:tcMar>
+              <w:top w:w="100.0" w:type="dxa"/>
+              <w:left w:w="100.0" w:type="dxa"/>
+              <w:bottom w:w="100.0" w:type="dxa"/>
+              <w:right w:w="100.0" w:type="dxa"/>
+            </w:tcMar>
+            <w:vAlign w:val="top"/>
+          </w:tcPr>
+          <w:p>
+            <w:pPr>
+              <w:keepNext w:val="0"/>
+              <w:keepLines w:val="0"/>
+              <w:pageBreakBefore w:val="0"/>
+              <w:widowControl w:val="0"/>
+              <w:pBdr>
+                <w:top w:space="0" w:sz="0" w:val="nil"/>
+                <w:left w:space="0" w:sz="0" w:val="nil"/>
+                <w:bottom w:space="0" w:sz="0" w:val="nil"/>
+                <w:right w:space="0" w:sz="0" w:val="nil"/>
+                <w:between w:space="0" w:sz="0" w:val="nil"/>
+              </w:pBdr>
+              <w:shd w:fill="auto" w:val="clear"/>
+              <w:spacing w:after="0" w:before="0" w:line="240" w:lineRule="auto"/>
+              <w:ind w:left="0" w:right="0" w:firstLine="0"/>
+              <w:jc w:val="left"/>
+              <w:rPr/>
+            </w:pPr>
+            <w:r>
+              <w:t xml:space="preserve">OAK 30.0 fps · D455 30.0 fps · 라이다 11.2 Hz · IMU 100 Hz · GPS 1 Hz · 비전 처리 29.5 fps</w:t>
+            </w:r>
+          </w:p>
+        </w:tc>
+        <w:tc>
+          <w:tcPr>
+            <w:shd w:fill="auto" w:val="clear"/>
+            <w:tcMar>
+              <w:top w:w="100.0" w:type="dxa"/>
+              <w:left w:w="100.0" w:type="dxa"/>
+              <w:bottom w:w="100.0" w:type="dxa"/>
+              <w:right w:w="100.0" w:type="dxa"/>
+            </w:tcMar>
+            <w:vAlign w:val="top"/>
+          </w:tcPr>
+          <w:p>
+            <w:pPr>
+              <w:ind w:right="-30"/>
+              <w:rPr/>
+            </w:pPr>
+            <w:r>
+              <w:rPr>
+                <w:rFonts w:ascii="Arial Unicode MS" w:cs="Arial Unicode MS" w:eastAsia="Arial Unicode MS" w:hAnsi="Arial Unicode MS"/>
+                <w:rtl w:val="0"/>
+              </w:rPr>
+              <w:t xml:space="preserve">USB 끊김 0 · 노드 사망 0 — 통과</w:t>
+            </w:r>
+          </w:p>
+        </w:tc>
+        <w:tc>
+          <w:tcPr>
+            <w:shd w:fill="auto" w:val="clear"/>
+            <w:tcMar>
+              <w:top w:w="100.0" w:type="dxa"/>
+              <w:left w:w="100.0" w:type="dxa"/>
+              <w:bottom w:w="100.0" w:type="dxa"/>
+              <w:right w:w="100.0" w:type="dxa"/>
+            </w:tcMar>
+            <w:vAlign w:val="top"/>
+          </w:tcPr>
+          <w:p>
+            <w:pPr>
+              <w:ind w:right="-30"/>
+              <w:rPr/>
+            </w:pPr>
+            <w:r>
+              <w:rPr>
+                <w:rFonts w:ascii="Arial Unicode MS" w:cs="Arial Unicode MS" w:eastAsia="Arial Unicode MS" w:hAnsi="Arial Unicode MS"/>
+                <w:rtl w:val="0"/>
+              </w:rPr>
+              <w:t xml:space="preserve">CPU 여유 83 %</w:t>
+            </w:r>
+          </w:p>
+          <w:p>
+            <w:pPr>
+              <w:ind w:right="-30"/>
+              <w:rPr/>
+            </w:pPr>
+            <w:r>
+              <w:rPr>
+                <w:rFonts w:ascii="Arial Unicode MS" w:cs="Arial Unicode MS" w:eastAsia="Arial Unicode MS" w:hAnsi="Arial Unicode MS"/>
+                <w:rtl w:val="0"/>
+              </w:rPr>
+              <w:t xml:space="preserve">최대 공백 IMU 0.34 s · 비전 0.33 s 한 번</w:t>
+            </w:r>
+          </w:p>
+        </w:tc>
+      </w:tr>
+      <w:tr>
+        <w:trPr>
+          <w:cantSplit w:val="0"/>
+          <w:trHeight w:val="500" w:hRule="atLeast"/>
+          <w:tblHeader w:val="0"/>
+        </w:trPr>
+        <w:tc>
+          <w:tcPr>
+            <w:shd w:fill="auto" w:val="clear"/>
+            <w:tcMar>
+              <w:top w:w="100.0" w:type="dxa"/>
+              <w:left w:w="100.0" w:type="dxa"/>
+              <w:bottom w:w="100.0" w:type="dxa"/>
+              <w:right w:w="100.0" w:type="dxa"/>
+            </w:tcMar>
+            <w:vAlign w:val="top"/>
+          </w:tcPr>
+          <w:p>
+            <w:pPr>
+              <w:keepNext w:val="0"/>
+              <w:keepLines w:val="0"/>
+              <w:pageBreakBefore w:val="0"/>
+              <w:widowControl w:val="0"/>
+              <w:pBdr>
+                <w:top w:space="0" w:sz="0" w:val="nil"/>
+                <w:left w:space="0" w:sz="0" w:val="nil"/>
+                <w:bottom w:space="0" w:sz="0" w:val="nil"/>
+                <w:right w:space="0" w:sz="0" w:val="nil"/>
+                <w:between w:space="0" w:sz="0" w:val="nil"/>
+              </w:pBdr>
+              <w:shd w:fill="auto" w:val="clear"/>
+              <w:spacing w:after="0" w:before="0" w:line="240" w:lineRule="auto"/>
+              <w:ind w:left="0" w:right="0" w:firstLine="0"/>
+              <w:jc w:val="left"/>
+              <w:rPr/>
+            </w:pPr>
+            <w:r>
+              <w:rPr>
+                <w:rtl w:val="0"/>
+              </w:rPr>
+              <w:t xml:space="preserve">정상 재시작</w:t>
+            </w:r>
+          </w:p>
+        </w:tc>
+        <w:tc>
+          <w:tcPr>
+            <w:shd w:fill="auto" w:val="clear"/>
+            <w:tcMar>
+              <w:top w:w="100.0" w:type="dxa"/>
+              <w:left w:w="100.0" w:type="dxa"/>
+              <w:bottom w:w="100.0" w:type="dxa"/>
+              <w:right w:w="100.0" w:type="dxa"/>
+            </w:tcMar>
+            <w:vAlign w:val="top"/>
+          </w:tcPr>
+          <w:p>
+            <w:pPr>
+              <w:keepNext w:val="0"/>
+              <w:keepLines w:val="0"/>
+              <w:pageBreakBefore w:val="0"/>
+              <w:widowControl w:val="0"/>
+              <w:pBdr>
+                <w:top w:space="0" w:sz="0" w:val="nil"/>
+                <w:left w:space="0" w:sz="0" w:val="nil"/>
+                <w:bottom w:space="0" w:sz="0" w:val="nil"/>
+                <w:right w:space="0" w:sz="0" w:val="nil"/>
+                <w:between w:space="0" w:sz="0" w:val="nil"/>
+              </w:pBdr>
+              <w:shd w:fill="auto" w:val="clear"/>
+              <w:spacing w:after="0" w:before="0" w:line="240" w:lineRule="auto"/>
+              <w:ind w:left="0" w:right="0" w:firstLine="0"/>
+              <w:jc w:val="left"/>
+              <w:rPr/>
+            </w:pPr>
+            <w:r>
+              <w:t xml:space="preserve">14~17 s 에 비전 복구</w:t>
+            </w:r>
+          </w:p>
+        </w:tc>
+        <w:tc>
+          <w:tcPr>
+            <w:shd w:fill="auto" w:val="clear"/>
+            <w:tcMar>
+              <w:top w:w="100.0" w:type="dxa"/>
+              <w:left w:w="100.0" w:type="dxa"/>
+              <w:bottom w:w="100.0" w:type="dxa"/>
+              <w:right w:w="100.0" w:type="dxa"/>
+            </w:tcMar>
+            <w:vAlign w:val="top"/>
+          </w:tcPr>
+          <w:p>
+            <w:pPr>
+              <w:ind w:right="-30"/>
+              <w:rPr/>
+            </w:pPr>
+            <w:r>
+              <w:rPr>
+                <w:rFonts w:ascii="Arial Unicode MS" w:cs="Arial Unicode MS" w:eastAsia="Arial Unicode MS" w:hAnsi="Arial Unicode MS"/>
+                <w:rtl w:val="0"/>
+              </w:rPr>
+              <w:t xml:space="preserve">통과</w:t>
+            </w:r>
+          </w:p>
+        </w:tc>
+        <w:tc>
+          <w:tcPr>
+            <w:shd w:fill="auto" w:val="clear"/>
+            <w:tcMar>
+              <w:top w:w="100.0" w:type="dxa"/>
+              <w:left w:w="100.0" w:type="dxa"/>
+              <w:bottom w:w="100.0" w:type="dxa"/>
+              <w:right w:w="100.0" w:type="dxa"/>
+            </w:tcMar>
+            <w:vAlign w:val="top"/>
+          </w:tcPr>
+          <w:p>
+            <w:pPr>
+              <w:ind w:right="-30"/>
+              <w:rPr/>
+            </w:pPr>
+            <w:r>
+              <w:rPr>
+                <w:rFonts w:ascii="Arial Unicode MS" w:cs="Arial Unicode MS" w:eastAsia="Arial Unicode MS" w:hAnsi="Arial Unicode MS"/>
+                <w:rtl w:val="0"/>
+              </w:rPr>
+              <w:t xml:space="preserve"/>
+            </w:r>
+          </w:p>
+        </w:tc>
+      </w:tr>
+      <w:tr>
+        <w:trPr>
+          <w:cantSplit w:val="0"/>
+          <w:trHeight w:val="500" w:hRule="atLeast"/>
+          <w:tblHeader w:val="0"/>
+        </w:trPr>
+        <w:tc>
+          <w:tcPr>
+            <w:shd w:fill="auto" w:val="clear"/>
+            <w:tcMar>
+              <w:top w:w="100.0" w:type="dxa"/>
+              <w:left w:w="100.0" w:type="dxa"/>
+              <w:bottom w:w="100.0" w:type="dxa"/>
+              <w:right w:w="100.0" w:type="dxa"/>
+            </w:tcMar>
+            <w:vAlign w:val="top"/>
+          </w:tcPr>
+          <w:p>
+            <w:pPr>
+              <w:keepNext w:val="0"/>
+              <w:keepLines w:val="0"/>
+              <w:pageBreakBefore w:val="0"/>
+              <w:widowControl w:val="0"/>
+              <w:pBdr>
+                <w:top w:space="0" w:sz="0" w:val="nil"/>
+                <w:left w:space="0" w:sz="0" w:val="nil"/>
+                <w:bottom w:space="0" w:sz="0" w:val="nil"/>
+                <w:right w:space="0" w:sz="0" w:val="nil"/>
+                <w:between w:space="0" w:sz="0" w:val="nil"/>
+              </w:pBdr>
+              <w:shd w:fill="auto" w:val="clear"/>
+              <w:spacing w:after="0" w:before="0" w:line="240" w:lineRule="auto"/>
+              <w:ind w:left="0" w:right="0" w:firstLine="0"/>
+              <w:jc w:val="left"/>
+              <w:rPr/>
+            </w:pPr>
+            <w:r>
+              <w:rPr>
+                <w:rtl w:val="0"/>
+              </w:rPr>
               <w:t xml:space="preserve">강제 종료 후</w:t>
             </w:r>
           </w:p>
@@ -2871,7 +2709,7 @@
                 <w:rFonts w:ascii="Arial Unicode MS" w:cs="Arial Unicode MS" w:eastAsia="Arial Unicode MS" w:hAnsi="Arial Unicode MS"/>
                 <w:rtl w:val="0"/>
               </w:rPr>
-              <w:t xml:space="preserve">⚠️ 경기 중 드라이버 사망 = 약 1.5 분 비전 공백</w:t>
+              <w:t xml:space="preserve">주의: 경기 중 드라이버 사망 = 약 1.5 분 비전 공백</w:t>
             </w:r>
           </w:p>
         </w:tc>
@@ -2925,7 +2763,7 @@
           <w:rFonts w:ascii="Arial Unicode MS" w:cs="Arial Unicode MS" w:eastAsia="Arial Unicode MS" w:hAnsi="Arial Unicode MS"/>
           <w:rtl w:val="0"/>
         </w:rPr>
-        <w:t xml:space="preserve">참고 — 허브 계통 결선 (10-28, 1번배)</w:t>
+        <w:t xml:space="preserve">참고 — 허브 계통 시험 (10-28, 1번배)</w:t>
       </w:r>
     </w:p>
     <w:tbl>
@@ -2945,10 +2783,10 @@
         <w:tblLook w:val="0600"/>
       </w:tblPr>
       <w:tblGrid>
-        <w:gridCol w:w="700"/>
-        <w:gridCol w:w="4080"/>
-        <w:gridCol w:w="2580"/>
-        <w:gridCol w:w="2000"/>
+        <w:gridCol w:w="1400"/>
+        <w:gridCol w:w="3600"/>
+        <w:gridCol w:w="2400"/>
+        <w:gridCol w:w="1960"/>
       </w:tblGrid>
       <w:tr>
         <w:trPr>
@@ -2991,124 +2829,124 @@
                 <w:rFonts w:ascii="Arial Unicode MS" w:cs="Arial Unicode MS" w:eastAsia="Arial Unicode MS" w:hAnsi="Arial Unicode MS"/>
                 <w:rtl w:val="0"/>
               </w:rPr>
-              <w:t xml:space="preserve">일시</w:t>
-            </w:r>
-          </w:p>
-        </w:tc>
-        <w:tc>
-          <w:tcPr>
-            <w:shd w:fill="auto" w:val="clear"/>
-            <w:tcMar>
-              <w:top w:w="100.0" w:type="dxa"/>
-              <w:left w:w="100.0" w:type="dxa"/>
-              <w:bottom w:w="100.0" w:type="dxa"/>
-              <w:right w:w="100.0" w:type="dxa"/>
-            </w:tcMar>
-            <w:vAlign w:val="top"/>
-          </w:tcPr>
-          <w:p>
-            <w:pPr>
-              <w:keepNext w:val="0"/>
-              <w:keepLines w:val="0"/>
-              <w:pageBreakBefore w:val="0"/>
-              <w:widowControl w:val="0"/>
-              <w:pBdr>
-                <w:top w:space="0" w:sz="0" w:val="nil"/>
-                <w:left w:space="0" w:sz="0" w:val="nil"/>
-                <w:bottom w:space="0" w:sz="0" w:val="nil"/>
-                <w:right w:space="0" w:sz="0" w:val="nil"/>
-                <w:between w:space="0" w:sz="0" w:val="nil"/>
-              </w:pBdr>
-              <w:shd w:fill="auto" w:val="clear"/>
-              <w:spacing w:after="0" w:before="0" w:line="240" w:lineRule="auto"/>
-              <w:ind w:left="0" w:right="0" w:firstLine="0"/>
-              <w:jc w:val="left"/>
-              <w:rPr/>
-            </w:pPr>
-            <w:r>
-              <w:rPr>
-                <w:rFonts w:ascii="Arial Unicode MS" w:cs="Arial Unicode MS" w:eastAsia="Arial Unicode MS" w:hAnsi="Arial Unicode MS"/>
-                <w:rtl w:val="0"/>
-              </w:rPr>
-              <w:t xml:space="preserve">활동사진</w:t>
-            </w:r>
-          </w:p>
-        </w:tc>
-        <w:tc>
-          <w:tcPr>
-            <w:shd w:fill="auto" w:val="clear"/>
-            <w:tcMar>
-              <w:top w:w="100.0" w:type="dxa"/>
-              <w:left w:w="100.0" w:type="dxa"/>
-              <w:bottom w:w="100.0" w:type="dxa"/>
-              <w:right w:w="100.0" w:type="dxa"/>
-            </w:tcMar>
-            <w:vAlign w:val="top"/>
-          </w:tcPr>
-          <w:p>
-            <w:pPr>
-              <w:keepNext w:val="0"/>
-              <w:keepLines w:val="0"/>
-              <w:pageBreakBefore w:val="0"/>
-              <w:widowControl w:val="0"/>
-              <w:pBdr>
-                <w:top w:space="0" w:sz="0" w:val="nil"/>
-                <w:left w:space="0" w:sz="0" w:val="nil"/>
-                <w:bottom w:space="0" w:sz="0" w:val="nil"/>
-                <w:right w:space="0" w:sz="0" w:val="nil"/>
-                <w:between w:space="0" w:sz="0" w:val="nil"/>
-              </w:pBdr>
-              <w:shd w:fill="auto" w:val="clear"/>
-              <w:spacing w:after="0" w:before="0" w:line="240" w:lineRule="auto"/>
-              <w:ind w:left="0" w:right="0" w:firstLine="0"/>
-              <w:jc w:val="left"/>
-              <w:rPr/>
-            </w:pPr>
-            <w:r>
-              <w:rPr>
-                <w:rFonts w:ascii="Arial Unicode MS" w:cs="Arial Unicode MS" w:eastAsia="Arial Unicode MS" w:hAnsi="Arial Unicode MS"/>
-                <w:rtl w:val="0"/>
-              </w:rPr>
-              <w:t xml:space="preserve">활동내용</w:t>
-            </w:r>
-          </w:p>
-        </w:tc>
-        <w:tc>
-          <w:tcPr>
-            <w:shd w:fill="auto" w:val="clear"/>
-            <w:tcMar>
-              <w:top w:w="100.0" w:type="dxa"/>
-              <w:left w:w="100.0" w:type="dxa"/>
-              <w:bottom w:w="100.0" w:type="dxa"/>
-              <w:right w:w="100.0" w:type="dxa"/>
-            </w:tcMar>
-            <w:vAlign w:val="top"/>
-          </w:tcPr>
-          <w:p>
-            <w:pPr>
-              <w:keepNext w:val="0"/>
-              <w:keepLines w:val="0"/>
-              <w:pageBreakBefore w:val="0"/>
-              <w:widowControl w:val="0"/>
-              <w:pBdr>
-                <w:top w:space="0" w:sz="0" w:val="nil"/>
-                <w:left w:space="0" w:sz="0" w:val="nil"/>
-                <w:bottom w:space="0" w:sz="0" w:val="nil"/>
-                <w:right w:space="0" w:sz="0" w:val="nil"/>
-                <w:between w:space="0" w:sz="0" w:val="nil"/>
-              </w:pBdr>
-              <w:shd w:fill="auto" w:val="clear"/>
-              <w:spacing w:after="0" w:before="0" w:line="240" w:lineRule="auto"/>
-              <w:ind w:left="0" w:right="0" w:firstLine="0"/>
-              <w:jc w:val="left"/>
-              <w:rPr/>
-            </w:pPr>
-            <w:r>
-              <w:rPr>
-                <w:rFonts w:ascii="Arial Unicode MS" w:cs="Arial Unicode MS" w:eastAsia="Arial Unicode MS" w:hAnsi="Arial Unicode MS"/>
-                <w:rtl w:val="0"/>
-              </w:rPr>
-              <w:t xml:space="preserve">특이사항</w:t>
+              <w:t xml:space="preserve">항목</w:t>
+            </w:r>
+          </w:p>
+        </w:tc>
+        <w:tc>
+          <w:tcPr>
+            <w:shd w:fill="auto" w:val="clear"/>
+            <w:tcMar>
+              <w:top w:w="100.0" w:type="dxa"/>
+              <w:left w:w="100.0" w:type="dxa"/>
+              <w:bottom w:w="100.0" w:type="dxa"/>
+              <w:right w:w="100.0" w:type="dxa"/>
+            </w:tcMar>
+            <w:vAlign w:val="top"/>
+          </w:tcPr>
+          <w:p>
+            <w:pPr>
+              <w:keepNext w:val="0"/>
+              <w:keepLines w:val="0"/>
+              <w:pageBreakBefore w:val="0"/>
+              <w:widowControl w:val="0"/>
+              <w:pBdr>
+                <w:top w:space="0" w:sz="0" w:val="nil"/>
+                <w:left w:space="0" w:sz="0" w:val="nil"/>
+                <w:bottom w:space="0" w:sz="0" w:val="nil"/>
+                <w:right w:space="0" w:sz="0" w:val="nil"/>
+                <w:between w:space="0" w:sz="0" w:val="nil"/>
+              </w:pBdr>
+              <w:shd w:fill="auto" w:val="clear"/>
+              <w:spacing w:after="0" w:before="0" w:line="240" w:lineRule="auto"/>
+              <w:ind w:left="0" w:right="0" w:firstLine="0"/>
+              <w:jc w:val="left"/>
+              <w:rPr/>
+            </w:pPr>
+            <w:r>
+              <w:rPr>
+                <w:rFonts w:ascii="Arial Unicode MS" w:cs="Arial Unicode MS" w:eastAsia="Arial Unicode MS" w:hAnsi="Arial Unicode MS"/>
+                <w:rtl w:val="0"/>
+              </w:rPr>
+              <w:t xml:space="preserve">측정값</w:t>
+            </w:r>
+          </w:p>
+        </w:tc>
+        <w:tc>
+          <w:tcPr>
+            <w:shd w:fill="auto" w:val="clear"/>
+            <w:tcMar>
+              <w:top w:w="100.0" w:type="dxa"/>
+              <w:left w:w="100.0" w:type="dxa"/>
+              <w:bottom w:w="100.0" w:type="dxa"/>
+              <w:right w:w="100.0" w:type="dxa"/>
+            </w:tcMar>
+            <w:vAlign w:val="top"/>
+          </w:tcPr>
+          <w:p>
+            <w:pPr>
+              <w:keepNext w:val="0"/>
+              <w:keepLines w:val="0"/>
+              <w:pageBreakBefore w:val="0"/>
+              <w:widowControl w:val="0"/>
+              <w:pBdr>
+                <w:top w:space="0" w:sz="0" w:val="nil"/>
+                <w:left w:space="0" w:sz="0" w:val="nil"/>
+                <w:bottom w:space="0" w:sz="0" w:val="nil"/>
+                <w:right w:space="0" w:sz="0" w:val="nil"/>
+                <w:between w:space="0" w:sz="0" w:val="nil"/>
+              </w:pBdr>
+              <w:shd w:fill="auto" w:val="clear"/>
+              <w:spacing w:after="0" w:before="0" w:line="240" w:lineRule="auto"/>
+              <w:ind w:left="0" w:right="0" w:firstLine="0"/>
+              <w:jc w:val="left"/>
+              <w:rPr/>
+            </w:pPr>
+            <w:r>
+              <w:rPr>
+                <w:rFonts w:ascii="Arial Unicode MS" w:cs="Arial Unicode MS" w:eastAsia="Arial Unicode MS" w:hAnsi="Arial Unicode MS"/>
+                <w:rtl w:val="0"/>
+              </w:rPr>
+              <w:t xml:space="preserve">기준 / 판정</w:t>
+            </w:r>
+          </w:p>
+        </w:tc>
+        <w:tc>
+          <w:tcPr>
+            <w:shd w:fill="auto" w:val="clear"/>
+            <w:tcMar>
+              <w:top w:w="100.0" w:type="dxa"/>
+              <w:left w:w="100.0" w:type="dxa"/>
+              <w:bottom w:w="100.0" w:type="dxa"/>
+              <w:right w:w="100.0" w:type="dxa"/>
+            </w:tcMar>
+            <w:vAlign w:val="top"/>
+          </w:tcPr>
+          <w:p>
+            <w:pPr>
+              <w:keepNext w:val="0"/>
+              <w:keepLines w:val="0"/>
+              <w:pageBreakBefore w:val="0"/>
+              <w:widowControl w:val="0"/>
+              <w:pBdr>
+                <w:top w:space="0" w:sz="0" w:val="nil"/>
+                <w:left w:space="0" w:sz="0" w:val="nil"/>
+                <w:bottom w:space="0" w:sz="0" w:val="nil"/>
+                <w:right w:space="0" w:sz="0" w:val="nil"/>
+                <w:between w:space="0" w:sz="0" w:val="nil"/>
+              </w:pBdr>
+              <w:shd w:fill="auto" w:val="clear"/>
+              <w:spacing w:after="0" w:before="0" w:line="240" w:lineRule="auto"/>
+              <w:ind w:left="0" w:right="0" w:firstLine="0"/>
+              <w:jc w:val="left"/>
+              <w:rPr/>
+            </w:pPr>
+            <w:r>
+              <w:rPr>
+                <w:rFonts w:ascii="Arial Unicode MS" w:cs="Arial Unicode MS" w:eastAsia="Arial Unicode MS" w:hAnsi="Arial Unicode MS"/>
+                <w:rtl w:val="0"/>
+              </w:rPr>
+              <w:t xml:space="preserve">비고</w:t>
             </w:r>
           </w:p>
         </w:tc>
@@ -3116,7 +2954,7 @@
       <w:tr>
         <w:trPr>
           <w:cantSplit w:val="0"/>
-          <w:trHeight w:val="1200" w:hRule="atLeast"/>
+          <w:trHeight w:val="500" w:hRule="atLeast"/>
           <w:tblHeader w:val="0"/>
         </w:trPr>
         <w:tc>
@@ -3153,44 +2991,42 @@
               <w:rPr>
                 <w:rtl w:val="0"/>
               </w:rPr>
-              <w:t xml:space="preserve">10/28</w:t>
-            </w:r>
-          </w:p>
-        </w:tc>
-        <w:tc>
-          <w:tcPr>
-            <w:shd w:fill="auto" w:val="clear"/>
-            <w:tcMar>
-              <w:top w:w="100.0" w:type="dxa"/>
-              <w:left w:w="100.0" w:type="dxa"/>
-              <w:bottom w:w="100.0" w:type="dxa"/>
-              <w:right w:w="100.0" w:type="dxa"/>
-            </w:tcMar>
-            <w:vAlign w:val="top"/>
-          </w:tcPr>
-          <w:p>
-            <w:pPr>
-              <w:keepNext w:val="0"/>
-              <w:keepLines w:val="0"/>
-              <w:pageBreakBefore w:val="0"/>
-              <w:widowControl w:val="0"/>
-              <w:pBdr>
-                <w:top w:space="0" w:sz="0" w:val="nil"/>
-                <w:left w:space="0" w:sz="0" w:val="nil"/>
-                <w:bottom w:space="0" w:sz="0" w:val="nil"/>
-                <w:right w:space="0" w:sz="0" w:val="nil"/>
-                <w:between w:space="0" w:sz="0" w:val="nil"/>
-              </w:pBdr>
-              <w:shd w:fill="auto" w:val="clear"/>
-              <w:spacing w:after="0" w:before="0" w:line="240" w:lineRule="auto"/>
-              <w:ind w:left="0" w:right="0" w:firstLine="0"/>
-              <w:jc w:val="left"/>
-              <w:rPr/>
-            </w:pPr>
-            <w:r>
-              <w:t xml:space="preserve">📷 사진 대기</w:t>
-              <w:br/>
-              <w:t xml:space="preserve">08_퓨즈홀더_배터리분기점.jpg</w:t>
+              <w:t xml:space="preserve">5 V 급전</w:t>
+            </w:r>
+          </w:p>
+        </w:tc>
+        <w:tc>
+          <w:tcPr>
+            <w:shd w:fill="auto" w:val="clear"/>
+            <w:tcMar>
+              <w:top w:w="100.0" w:type="dxa"/>
+              <w:left w:w="100.0" w:type="dxa"/>
+              <w:bottom w:w="100.0" w:type="dxa"/>
+              <w:right w:w="100.0" w:type="dxa"/>
+            </w:tcMar>
+            <w:vAlign w:val="top"/>
+          </w:tcPr>
+          <w:p>
+            <w:pPr>
+              <w:keepNext w:val="0"/>
+              <w:keepLines w:val="0"/>
+              <w:pageBreakBefore w:val="0"/>
+              <w:widowControl w:val="0"/>
+              <w:pBdr>
+                <w:top w:space="0" w:sz="0" w:val="nil"/>
+                <w:left w:space="0" w:sz="0" w:val="nil"/>
+                <w:bottom w:space="0" w:sz="0" w:val="nil"/>
+                <w:right w:space="0" w:sz="0" w:val="nil"/>
+                <w:between w:space="0" w:sz="0" w:val="nil"/>
+              </w:pBdr>
+              <w:shd w:fill="auto" w:val="clear"/>
+              <w:spacing w:after="0" w:before="0" w:line="240" w:lineRule="auto"/>
+              <w:ind w:left="0" w:right="0" w:firstLine="0"/>
+              <w:jc w:val="left"/>
+              <w:rPr/>
+            </w:pPr>
+            <w:r>
+              <w:t xml:space="preserve">배터리 A 분기 → 3 A 퓨즈 → SZWENGAO 5 V 모듈 → UH308, 5 V 출력 정상 · 허브 LED</w:t>
             </w:r>
           </w:p>
         </w:tc>
@@ -3215,20 +3051,7 @@
                 <w:rFonts w:ascii="Arial Unicode MS" w:cs="Arial Unicode MS" w:eastAsia="Arial Unicode MS" w:hAnsi="Arial Unicode MS"/>
                 <w:rtl w:val="0"/>
               </w:rPr>
-              <w:t xml:space="preserve">배터리 A 분기 → 3 A 퓨즈 → SZWENGAO 5 V 모듈 → UH308</w:t>
-            </w:r>
-          </w:p>
-          <w:p>
-            <w:pPr>
-              <w:ind w:right="-30"/>
-              <w:rPr/>
-            </w:pPr>
-            <w:r>
-              <w:rPr>
-                <w:rFonts w:ascii="Arial Unicode MS" w:cs="Arial Unicode MS" w:eastAsia="Arial Unicode MS" w:hAnsi="Arial Unicode MS"/>
-                <w:rtl w:val="0"/>
-              </w:rPr>
-              <w:t xml:space="preserve">5 V 출력 정상 · 허브 LED ✅</w:t>
+              <w:t xml:space="preserve">통과</w:t>
             </w:r>
           </w:p>
         </w:tc>
@@ -3261,7 +3084,7 @@
       <w:tr>
         <w:trPr>
           <w:cantSplit w:val="0"/>
-          <w:trHeight w:val="1200" w:hRule="atLeast"/>
+          <w:trHeight w:val="500" w:hRule="atLeast"/>
           <w:tblHeader w:val="0"/>
         </w:trPr>
         <w:tc>
@@ -3298,44 +3121,172 @@
               <w:rPr>
                 <w:rtl w:val="0"/>
               </w:rPr>
+              <w:t xml:space="preserve">장치 인식</w:t>
+            </w:r>
+          </w:p>
+        </w:tc>
+        <w:tc>
+          <w:tcPr>
+            <w:shd w:fill="auto" w:val="clear"/>
+            <w:tcMar>
+              <w:top w:w="100.0" w:type="dxa"/>
+              <w:left w:w="100.0" w:type="dxa"/>
+              <w:bottom w:w="100.0" w:type="dxa"/>
+              <w:right w:w="100.0" w:type="dxa"/>
+            </w:tcMar>
+            <w:vAlign w:val="top"/>
+          </w:tcPr>
+          <w:p>
+            <w:pPr>
+              <w:keepNext w:val="0"/>
+              <w:keepLines w:val="0"/>
+              <w:pageBreakBefore w:val="0"/>
+              <w:widowControl w:val="0"/>
+              <w:pBdr>
+                <w:top w:space="0" w:sz="0" w:val="nil"/>
+                <w:left w:space="0" w:sz="0" w:val="nil"/>
+                <w:bottom w:space="0" w:sz="0" w:val="nil"/>
+                <w:right w:space="0" w:sz="0" w:val="nil"/>
+                <w:between w:space="0" w:sz="0" w:val="nil"/>
+              </w:pBdr>
+              <w:shd w:fill="auto" w:val="clear"/>
+              <w:spacing w:after="0" w:before="0" w:line="240" w:lineRule="auto"/>
+              <w:ind w:left="0" w:right="0" w:firstLine="0"/>
+              <w:jc w:val="left"/>
+              <w:rPr/>
+            </w:pPr>
+            <w:r>
+              <w:t xml:space="preserve">라이다 10.4 Hz · IMU 100 Hz · D455 30 fps · GPS 1 Hz</w:t>
+            </w:r>
+          </w:p>
+        </w:tc>
+        <w:tc>
+          <w:tcPr>
+            <w:shd w:fill="auto" w:val="clear"/>
+            <w:tcMar>
+              <w:top w:w="100.0" w:type="dxa"/>
+              <w:left w:w="100.0" w:type="dxa"/>
+              <w:bottom w:w="100.0" w:type="dxa"/>
+              <w:right w:w="100.0" w:type="dxa"/>
+            </w:tcMar>
+            <w:vAlign w:val="top"/>
+          </w:tcPr>
+          <w:p>
+            <w:pPr>
+              <w:ind w:right="-30"/>
+              <w:rPr/>
+            </w:pPr>
+            <w:r>
+              <w:rPr>
+                <w:rFonts w:ascii="Arial Unicode MS" w:cs="Arial Unicode MS" w:eastAsia="Arial Unicode MS" w:hAnsi="Arial Unicode MS"/>
+                <w:rtl w:val="0"/>
+              </w:rPr>
+              <w:t xml:space="preserve">통과</w:t>
+            </w:r>
+          </w:p>
+        </w:tc>
+        <w:tc>
+          <w:tcPr>
+            <w:shd w:fill="auto" w:val="clear"/>
+            <w:tcMar>
+              <w:top w:w="100.0" w:type="dxa"/>
+              <w:left w:w="100.0" w:type="dxa"/>
+              <w:bottom w:w="100.0" w:type="dxa"/>
+              <w:right w:w="100.0" w:type="dxa"/>
+            </w:tcMar>
+            <w:vAlign w:val="top"/>
+          </w:tcPr>
+          <w:p>
+            <w:pPr>
+              <w:ind w:right="-30"/>
+              <w:rPr/>
+            </w:pPr>
+            <w:r>
+              <w:rPr>
+                <w:rFonts w:ascii="Arial Unicode MS" w:cs="Arial Unicode MS" w:eastAsia="Arial Unicode MS" w:hAnsi="Arial Unicode MS"/>
+                <w:rtl w:val="0"/>
+              </w:rPr>
               <w:t xml:space="preserve"/>
             </w:r>
           </w:p>
         </w:tc>
-        <w:tc>
-          <w:tcPr>
-            <w:shd w:fill="auto" w:val="clear"/>
-            <w:tcMar>
-              <w:top w:w="100.0" w:type="dxa"/>
-              <w:left w:w="100.0" w:type="dxa"/>
-              <w:bottom w:w="100.0" w:type="dxa"/>
-              <w:right w:w="100.0" w:type="dxa"/>
-            </w:tcMar>
-            <w:vAlign w:val="top"/>
-          </w:tcPr>
-          <w:p>
-            <w:pPr>
-              <w:keepNext w:val="0"/>
-              <w:keepLines w:val="0"/>
-              <w:pageBreakBefore w:val="0"/>
-              <w:widowControl w:val="0"/>
-              <w:pBdr>
-                <w:top w:space="0" w:sz="0" w:val="nil"/>
-                <w:left w:space="0" w:sz="0" w:val="nil"/>
-                <w:bottom w:space="0" w:sz="0" w:val="nil"/>
-                <w:right w:space="0" w:sz="0" w:val="nil"/>
-                <w:between w:space="0" w:sz="0" w:val="nil"/>
-              </w:pBdr>
-              <w:shd w:fill="auto" w:val="clear"/>
-              <w:spacing w:after="0" w:before="0" w:line="240" w:lineRule="auto"/>
-              <w:ind w:left="0" w:right="0" w:firstLine="0"/>
-              <w:jc w:val="left"/>
-              <w:rPr/>
-            </w:pPr>
-            <w:r>
-              <w:t xml:space="preserve">📷 사진 대기</w:t>
-              <w:br/>
-              <w:t xml:space="preserve">09_5V모듈_UH308결선.jpg</w:t>
+      </w:tr>
+      <w:tr>
+        <w:trPr>
+          <w:cantSplit w:val="0"/>
+          <w:trHeight w:val="500" w:hRule="atLeast"/>
+          <w:tblHeader w:val="0"/>
+        </w:trPr>
+        <w:tc>
+          <w:tcPr>
+            <w:shd w:fill="auto" w:val="clear"/>
+            <w:tcMar>
+              <w:top w:w="100.0" w:type="dxa"/>
+              <w:left w:w="100.0" w:type="dxa"/>
+              <w:bottom w:w="100.0" w:type="dxa"/>
+              <w:right w:w="100.0" w:type="dxa"/>
+            </w:tcMar>
+            <w:vAlign w:val="top"/>
+          </w:tcPr>
+          <w:p>
+            <w:pPr>
+              <w:keepNext w:val="0"/>
+              <w:keepLines w:val="0"/>
+              <w:pageBreakBefore w:val="0"/>
+              <w:widowControl w:val="0"/>
+              <w:pBdr>
+                <w:top w:space="0" w:sz="0" w:val="nil"/>
+                <w:left w:space="0" w:sz="0" w:val="nil"/>
+                <w:bottom w:space="0" w:sz="0" w:val="nil"/>
+                <w:right w:space="0" w:sz="0" w:val="nil"/>
+                <w:between w:space="0" w:sz="0" w:val="nil"/>
+              </w:pBdr>
+              <w:shd w:fill="auto" w:val="clear"/>
+              <w:spacing w:after="0" w:before="0" w:line="240" w:lineRule="auto"/>
+              <w:ind w:left="0" w:right="0" w:firstLine="0"/>
+              <w:jc w:val="left"/>
+              <w:rPr/>
+            </w:pPr>
+            <w:r>
+              <w:rPr>
+                <w:rtl w:val="0"/>
+              </w:rPr>
+              <w:t xml:space="preserve">스러스터 부하</w:t>
+            </w:r>
+          </w:p>
+        </w:tc>
+        <w:tc>
+          <w:tcPr>
+            <w:shd w:fill="auto" w:val="clear"/>
+            <w:tcMar>
+              <w:top w:w="100.0" w:type="dxa"/>
+              <w:left w:w="100.0" w:type="dxa"/>
+              <w:bottom w:w="100.0" w:type="dxa"/>
+              <w:right w:w="100.0" w:type="dxa"/>
+            </w:tcMar>
+            <w:vAlign w:val="top"/>
+          </w:tcPr>
+          <w:p>
+            <w:pPr>
+              <w:keepNext w:val="0"/>
+              <w:keepLines w:val="0"/>
+              <w:pageBreakBefore w:val="0"/>
+              <w:widowControl w:val="0"/>
+              <w:pBdr>
+                <w:top w:space="0" w:sz="0" w:val="nil"/>
+                <w:left w:space="0" w:sz="0" w:val="nil"/>
+                <w:bottom w:space="0" w:sz="0" w:val="nil"/>
+                <w:right w:space="0" w:sz="0" w:val="nil"/>
+                <w:between w:space="0" w:sz="0" w:val="nil"/>
+              </w:pBdr>
+              <w:shd w:fill="auto" w:val="clear"/>
+              <w:spacing w:after="0" w:before="0" w:line="240" w:lineRule="auto"/>
+              <w:ind w:left="0" w:right="0" w:firstLine="0"/>
+              <w:jc w:val="left"/>
+              <w:rPr/>
+            </w:pPr>
+            <w:r>
+              <w:t xml:space="preserve">1600 양쪽 30 s 동안 4종 동시 수신</w:t>
             </w:r>
           </w:p>
         </w:tc>
@@ -3360,9 +3311,21 @@
                 <w:rFonts w:ascii="Arial Unicode MS" w:cs="Arial Unicode MS" w:eastAsia="Arial Unicode MS" w:hAnsi="Arial Unicode MS"/>
                 <w:rtl w:val="0"/>
               </w:rPr>
-              <w:t xml:space="preserve">허브 아래 라이다 10.4 Hz · IMU 100 Hz · D455 30 fps · GPS 1 Hz 인식</w:t>
-            </w:r>
-          </w:p>
+              <w:t xml:space="preserve">USB 끊김 0 — 통과</w:t>
+            </w:r>
+          </w:p>
+        </w:tc>
+        <w:tc>
+          <w:tcPr>
+            <w:shd w:fill="auto" w:val="clear"/>
+            <w:tcMar>
+              <w:top w:w="100.0" w:type="dxa"/>
+              <w:left w:w="100.0" w:type="dxa"/>
+              <w:bottom w:w="100.0" w:type="dxa"/>
+              <w:right w:w="100.0" w:type="dxa"/>
+            </w:tcMar>
+            <w:vAlign w:val="top"/>
+          </w:tcPr>
           <w:p>
             <w:pPr>
               <w:ind w:right="-30"/>
@@ -3373,7 +3336,87 @@
                 <w:rFonts w:ascii="Arial Unicode MS" w:cs="Arial Unicode MS" w:eastAsia="Arial Unicode MS" w:hAnsi="Arial Unicode MS"/>
                 <w:rtl w:val="0"/>
               </w:rPr>
-              <w:t xml:space="preserve">스러스터 1600 양쪽 30 s 부하 중 4종 동시 — USB 끊김 0</w:t>
+              <w:t xml:space="preserve"/>
+            </w:r>
+          </w:p>
+        </w:tc>
+      </w:tr>
+      <w:tr>
+        <w:trPr>
+          <w:cantSplit w:val="0"/>
+          <w:trHeight w:val="500" w:hRule="atLeast"/>
+          <w:tblHeader w:val="0"/>
+        </w:trPr>
+        <w:tc>
+          <w:tcPr>
+            <w:shd w:fill="auto" w:val="clear"/>
+            <w:tcMar>
+              <w:top w:w="100.0" w:type="dxa"/>
+              <w:left w:w="100.0" w:type="dxa"/>
+              <w:bottom w:w="100.0" w:type="dxa"/>
+              <w:right w:w="100.0" w:type="dxa"/>
+            </w:tcMar>
+            <w:vAlign w:val="top"/>
+          </w:tcPr>
+          <w:p>
+            <w:pPr>
+              <w:keepNext w:val="0"/>
+              <w:keepLines w:val="0"/>
+              <w:pageBreakBefore w:val="0"/>
+              <w:widowControl w:val="0"/>
+              <w:pBdr>
+                <w:top w:space="0" w:sz="0" w:val="nil"/>
+                <w:left w:space="0" w:sz="0" w:val="nil"/>
+                <w:bottom w:space="0" w:sz="0" w:val="nil"/>
+                <w:right w:space="0" w:sz="0" w:val="nil"/>
+                <w:between w:space="0" w:sz="0" w:val="nil"/>
+              </w:pBdr>
+              <w:shd w:fill="auto" w:val="clear"/>
+              <w:spacing w:after="0" w:before="0" w:line="240" w:lineRule="auto"/>
+              <w:ind w:left="0" w:right="0" w:firstLine="0"/>
+              <w:jc w:val="left"/>
+              <w:rPr/>
+            </w:pPr>
+            <w:r>
+              <w:rPr>
+                <w:rtl w:val="0"/>
+              </w:rPr>
+              <w:t xml:space="preserve">배터리 A 분리</w:t>
+            </w:r>
+          </w:p>
+        </w:tc>
+        <w:tc>
+          <w:tcPr>
+            <w:shd w:fill="auto" w:val="clear"/>
+            <w:tcMar>
+              <w:top w:w="100.0" w:type="dxa"/>
+              <w:left w:w="100.0" w:type="dxa"/>
+              <w:bottom w:w="100.0" w:type="dxa"/>
+              <w:right w:w="100.0" w:type="dxa"/>
+            </w:tcMar>
+            <w:vAlign w:val="top"/>
+          </w:tcPr>
+          <w:p>
+            <w:pPr>
+              <w:keepNext w:val="0"/>
+              <w:keepLines w:val="0"/>
+              <w:pageBreakBefore w:val="0"/>
+              <w:widowControl w:val="0"/>
+              <w:pBdr>
+                <w:top w:space="0" w:sz="0" w:val="nil"/>
+                <w:left w:space="0" w:sz="0" w:val="nil"/>
+                <w:bottom w:space="0" w:sz="0" w:val="nil"/>
+                <w:right w:space="0" w:sz="0" w:val="nil"/>
+                <w:between w:space="0" w:sz="0" w:val="nil"/>
+              </w:pBdr>
+              <w:shd w:fill="auto" w:val="clear"/>
+              <w:spacing w:after="0" w:before="0" w:line="240" w:lineRule="auto"/>
+              <w:ind w:left="0" w:right="0" w:firstLine="0"/>
+              <w:jc w:val="left"/>
+              <w:rPr/>
+            </w:pPr>
+            <w:r>
+              <w:t xml:space="preserve">허브가 노트북 USB 전원으로 넘어가 장치 유지</w:t>
             </w:r>
           </w:p>
         </w:tc>
@@ -3398,7 +3441,32 @@
                 <w:rFonts w:ascii="Arial Unicode MS" w:cs="Arial Unicode MS" w:eastAsia="Arial Unicode MS" w:hAnsi="Arial Unicode MS"/>
                 <w:rtl w:val="0"/>
               </w:rPr>
-              <w:t xml:space="preserve">배터리 A 를 빼도 허브는 노트북 USB 전원으로 넘어가 유지 (15 s 확인)</w:t>
+              <w:t xml:space="preserve">통과 (15 s 확인)</w:t>
+            </w:r>
+          </w:p>
+        </w:tc>
+        <w:tc>
+          <w:tcPr>
+            <w:shd w:fill="auto" w:val="clear"/>
+            <w:tcMar>
+              <w:top w:w="100.0" w:type="dxa"/>
+              <w:left w:w="100.0" w:type="dxa"/>
+              <w:bottom w:w="100.0" w:type="dxa"/>
+              <w:right w:w="100.0" w:type="dxa"/>
+            </w:tcMar>
+            <w:vAlign w:val="top"/>
+          </w:tcPr>
+          <w:p>
+            <w:pPr>
+              <w:ind w:right="-30"/>
+              <w:rPr/>
+            </w:pPr>
+            <w:r>
+              <w:rPr>
+                <w:rFonts w:ascii="Arial Unicode MS" w:cs="Arial Unicode MS" w:eastAsia="Arial Unicode MS" w:hAnsi="Arial Unicode MS"/>
+                <w:rtl w:val="0"/>
+              </w:rPr>
+              <w:t xml:space="preserve">장시간은 미확인</w:t>
             </w:r>
           </w:p>
         </w:tc>
@@ -4000,7 +4068,7 @@
                 <w:rFonts w:ascii="Arial Unicode MS" w:cs="Arial Unicode MS" w:eastAsia="Arial Unicode MS" w:hAnsi="Arial Unicode MS"/>
                 <w:rtl w:val="0"/>
               </w:rPr>
-              <w:t xml:space="preserve">⏳ 미도착</w:t>
+              <w:t xml:space="preserve">진행 전 미도착</w:t>
             </w:r>
           </w:p>
         </w:tc>
@@ -4312,7 +4380,7 @@
           <w:rFonts w:ascii="Arial Unicode MS" w:cs="Arial Unicode MS" w:eastAsia="Arial Unicode MS" w:hAnsi="Arial Unicode MS"/>
           <w:rtl w:val="0"/>
         </w:rPr>
-        <w:t xml:space="preserve">•  ☑ PoE 어댑터 전원 LED · 랜 어댑터 링크 LED · ping 169.254.1.222</w:t>
+        <w:t xml:space="preserve">•  [완료] PoE 어댑터 전원 LED · 랜 어댑터 링크 LED · ping 169.254.1.222</w:t>
       </w:r>
     </w:p>
     <w:p>
@@ -4335,7 +4403,7 @@
           <w:rFonts w:ascii="Arial Unicode MS" w:cs="Arial Unicode MS" w:eastAsia="Arial Unicode MS" w:hAnsi="Arial Unicode MS"/>
           <w:rtl w:val="0"/>
         </w:rPr>
-        <w:t xml:space="preserve">•  ☑ /oak/rgb/image_raw 30 fps</w:t>
+        <w:t xml:space="preserve">•  [완료] /oak/rgb/image_raw 30 fps</w:t>
       </w:r>
     </w:p>
     <w:p>
@@ -4358,7 +4426,7 @@
           <w:rFonts w:ascii="Arial Unicode MS" w:cs="Arial Unicode MS" w:eastAsia="Arial Unicode MS" w:hAnsi="Arial Unicode MS"/>
           <w:rtl w:val="0"/>
         </w:rPr>
-        <w:t xml:space="preserve">•  ☑ 센서 전부 + OAK 10분 연속, USB 끊김 0</w:t>
+        <w:t xml:space="preserve">•  [완료] 센서 전부 + OAK 10분 연속, USB 끊김 0</w:t>
       </w:r>
     </w:p>
     <w:p>
@@ -4381,7 +4449,7 @@
           <w:rFonts w:ascii="Arial Unicode MS" w:cs="Arial Unicode MS" w:eastAsia="Arial Unicode MS" w:hAnsi="Arial Unicode MS"/>
           <w:rtl w:val="0"/>
         </w:rPr>
-        <w:t xml:space="preserve">•  ☑ 화각 실측 63.9°</w:t>
+        <w:t xml:space="preserve">•  [완료] 화각 실측 63.9°</w:t>
       </w:r>
     </w:p>
     <w:p>
@@ -4404,7 +4472,7 @@
           <w:rFonts w:ascii="Arial Unicode MS" w:cs="Arial Unicode MS" w:eastAsia="Arial Unicode MS" w:hAnsi="Arial Unicode MS"/>
           <w:rtl w:val="0"/>
         </w:rPr>
-        <w:t xml:space="preserve">•  ☑ 각도 부호·크기 1° 안</w:t>
+        <w:t xml:space="preserve">•  [완료] 각도 부호·크기 1° 안</w:t>
       </w:r>
     </w:p>
     <w:p>
@@ -4427,7 +4495,7 @@
           <w:rFonts w:ascii="Arial Unicode MS" w:cs="Arial Unicode MS" w:eastAsia="Arial Unicode MS" w:hAnsi="Arial Unicode MS"/>
           <w:rtl w:val="0"/>
         </w:rPr>
-        <w:t xml:space="preserve">•  ☐ 도킹 도형 본시험</w:t>
+        <w:t xml:space="preserve">•  [  ] 도킹 도형 본시험</w:t>
       </w:r>
     </w:p>
     <w:p>
@@ -4450,7 +4518,7 @@
           <w:rFonts w:ascii="Arial Unicode MS" w:cs="Arial Unicode MS" w:eastAsia="Arial Unicode MS" w:hAnsi="Arial Unicode MS"/>
           <w:rtl w:val="0"/>
         </w:rPr>
-        <w:t xml:space="preserve">•  ☐ DC 인젝터 배 결선 (미도착)</w:t>
+        <w:t xml:space="preserve">•  [  ] DC 인젝터 배 결선 (미도착)</w:t>
       </w:r>
     </w:p>
     <w:p>
@@ -4473,7 +4541,7 @@
           <w:rFonts w:ascii="Arial Unicode MS" w:cs="Arial Unicode MS" w:eastAsia="Arial Unicode MS" w:hAnsi="Arial Unicode MS"/>
           <w:rtl w:val="0"/>
         </w:rPr>
-        <w:t xml:space="preserve">•  ☐ vision.yaml image_topic OAK 전환 (D455 비교 후)</w:t>
+        <w:t xml:space="preserve">•  [  ] vision.yaml image_topic OAK 전환 (D455 비교 후)</w:t>
       </w:r>
     </w:p>
     <w:p>
@@ -5061,7 +5129,7 @@
                 <w:rFonts w:ascii="Arial Unicode MS" w:cs="Arial Unicode MS" w:eastAsia="Arial Unicode MS" w:hAnsi="Arial Unicode MS"/>
                 <w:rtl w:val="0"/>
               </w:rPr>
-              <w:t xml:space="preserve">⏳</w:t>
+              <w:t xml:space="preserve">진행 전</w:t>
             </w:r>
           </w:p>
         </w:tc>
@@ -5166,7 +5234,7 @@
                 <w:rFonts w:ascii="Arial Unicode MS" w:cs="Arial Unicode MS" w:eastAsia="Arial Unicode MS" w:hAnsi="Arial Unicode MS"/>
                 <w:rtl w:val="0"/>
               </w:rPr>
-              <w:t xml:space="preserve">벤치 어댑터 100 Mb 한계. 기가 인젝터 후 재측정</w:t>
+              <w:t xml:space="preserve">벤치 어댑터 100 Mb 한계 + 노트북 내부 전달 병목(MJPEG 도 비전 노드 9 fps) → 640×360 사용</w:t>
             </w:r>
           </w:p>
         </w:tc>
@@ -5191,7 +5259,7 @@
                 <w:rFonts w:ascii="Arial Unicode MS" w:cs="Arial Unicode MS" w:eastAsia="Arial Unicode MS" w:hAnsi="Arial Unicode MS"/>
                 <w:rtl w:val="0"/>
               </w:rPr>
-              <w:t xml:space="preserve">⏳</w:t>
+              <w:t xml:space="preserve">조치</w:t>
             </w:r>
           </w:p>
         </w:tc>

--- a/docs/전달용/OAK시험_20261031/세팅작업_보고서_OAK_20261031.docx
+++ b/docs/전달용/OAK시험_20261031/세팅작업_보고서_OAK_20261031.docx
@@ -117,7 +117,7 @@
           <w:rFonts w:ascii="Arial Unicode MS" w:cs="Arial Unicode MS" w:eastAsia="Arial Unicode MS" w:hAnsi="Arial Unicode MS"/>
           <w:rtl w:val="0"/>
         </w:rPr>
-        <w:t xml:space="preserve">•  목표 : OAK-1 PoE 를 1번배 노트북에 연결 → 컬러 토픽·fps 확인 → 센서 전부와 10분 연속 → 화각·각도 실측 → 도킹 도형 시험 준비</w:t>
+        <w:t xml:space="preserve">•  목표 : OAK-1 PoE 를 1번배 노트북에 연결 → 컬러 토픽·fps 확인 → 센서 전부와 10분 연속 → 화각·각도 실측</w:t>
       </w:r>
     </w:p>
     <w:p>
@@ -252,113 +252,6 @@
     </w:p>
     <w:p>
       <w:pPr>
-        <w:pageBreakBefore w:val="0"/>
-        <w:pBdr>
-          <w:top w:space="0" w:sz="0" w:val="nil"/>
-          <w:left w:space="0" w:sz="0" w:val="nil"/>
-          <w:bottom w:space="0" w:sz="0" w:val="nil"/>
-          <w:right w:space="0" w:sz="0" w:val="nil"/>
-          <w:between w:space="0" w:sz="0" w:val="nil"/>
-        </w:pBdr>
-        <w:shd w:fill="auto" w:val="clear"/>
-        <w:spacing w:after="0" w:before="120" w:lineRule="auto"/>
-        <w:ind w:left="720" w:right="-30" w:hanging="360"/>
-        <w:rPr/>
-      </w:pPr>
-      <w:r>
-        <w:rPr>
-          <w:rFonts w:ascii="Arial Unicode MS" w:cs="Arial Unicode MS" w:eastAsia="Arial Unicode MS" w:hAnsi="Arial Unicode MS"/>
-          <w:rtl w:val="0"/>
-        </w:rPr>
-        <w:t xml:space="preserve">•  도킹 도형 진행 전 : 도구·A4 도형 준비 완료, 본시험 전</w:t>
-      </w:r>
-    </w:p>
-    <w:p>
-      <w:pPr>
-        <w:pStyle w:val="Heading1"/>
-        <w:rPr/>
-      </w:pPr>
-      <w:bookmarkStart w:colFirst="0" w:colLast="0" w:name="_a0t9slym6on7" w:id="8"/>
-      <w:bookmarkEnd w:id="8"/>
-      <w:r>
-        <w:rPr>
-          <w:rFonts w:ascii="Arial Unicode MS" w:cs="Arial Unicode MS" w:eastAsia="Arial Unicode MS" w:hAnsi="Arial Unicode MS"/>
-          <w:rtl w:val="0"/>
-        </w:rPr>
-        <w:t xml:space="preserve">3. 다음 작업 계획</w:t>
-      </w:r>
-    </w:p>
-    <w:p>
-      <w:pPr>
-        <w:pageBreakBefore w:val="0"/>
-        <w:pBdr>
-          <w:top w:space="0" w:sz="0" w:val="nil"/>
-          <w:left w:space="0" w:sz="0" w:val="nil"/>
-          <w:bottom w:space="0" w:sz="0" w:val="nil"/>
-          <w:right w:space="0" w:sz="0" w:val="nil"/>
-          <w:between w:space="0" w:sz="0" w:val="nil"/>
-        </w:pBdr>
-        <w:shd w:fill="auto" w:val="clear"/>
-        <w:spacing w:after="0" w:before="120" w:lineRule="auto"/>
-        <w:ind w:left="720" w:right="-30" w:hanging="360"/>
-        <w:rPr/>
-      </w:pPr>
-      <w:r>
-        <w:rPr>
-          <w:rFonts w:ascii="Arial Unicode MS" w:cs="Arial Unicode MS" w:eastAsia="Arial Unicode MS" w:hAnsi="Arial Unicode MS"/>
-          <w:rtl w:val="0"/>
-        </w:rPr>
-        <w:t xml:space="preserve">•  도킹 도형 본시험 (보고서_인계 §6 절차, 2 m · 3 m)</w:t>
-      </w:r>
-    </w:p>
-    <w:p>
-      <w:pPr>
-        <w:pageBreakBefore w:val="0"/>
-        <w:pBdr>
-          <w:top w:space="0" w:sz="0" w:val="nil"/>
-          <w:left w:space="0" w:sz="0" w:val="nil"/>
-          <w:bottom w:space="0" w:sz="0" w:val="nil"/>
-          <w:right w:space="0" w:sz="0" w:val="nil"/>
-          <w:between w:space="0" w:sz="0" w:val="nil"/>
-        </w:pBdr>
-        <w:shd w:fill="auto" w:val="clear"/>
-        <w:spacing w:after="0" w:before="120" w:lineRule="auto"/>
-        <w:ind w:left="720" w:right="-30" w:hanging="360"/>
-        <w:rPr/>
-      </w:pPr>
-      <w:r>
-        <w:rPr>
-          <w:rFonts w:ascii="Arial Unicode MS" w:cs="Arial Unicode MS" w:eastAsia="Arial Unicode MS" w:hAnsi="Arial Unicode MS"/>
-          <w:rtl w:val="0"/>
-        </w:rPr>
-        <w:t xml:space="preserve">•  DC 인젝터 도착 → 배터리 A 분기 2 A 퓨즈 결선 → 기가비트 링크 · 640×360 30 fps 재확인</w:t>
-      </w:r>
-    </w:p>
-    <w:p>
-      <w:pPr>
-        <w:pageBreakBefore w:val="0"/>
-        <w:pBdr>
-          <w:top w:space="0" w:sz="0" w:val="nil"/>
-          <w:left w:space="0" w:sz="0" w:val="nil"/>
-          <w:bottom w:space="0" w:sz="0" w:val="nil"/>
-          <w:right w:space="0" w:sz="0" w:val="nil"/>
-          <w:between w:space="0" w:sz="0" w:val="nil"/>
-        </w:pBdr>
-        <w:shd w:fill="auto" w:val="clear"/>
-        <w:spacing w:after="0" w:before="120" w:lineRule="auto"/>
-        <w:ind w:left="720" w:right="-30" w:hanging="360"/>
-        <w:rPr/>
-      </w:pPr>
-      <w:r>
-        <w:rPr>
-          <w:rFonts w:ascii="Arial Unicode MS" w:cs="Arial Unicode MS" w:eastAsia="Arial Unicode MS" w:hAnsi="Arial Unicode MS"/>
-          <w:rtl w:val="0"/>
-        </w:rPr>
-        <w:t xml:space="preserve">•  D455 와 비교 후 카메라 확정 → vision.yaml · ssf_tools.yaml image_topic 전환 (별도 계약)</w:t>
-      </w:r>
-    </w:p>
-    <w:p>
-      <w:pPr>
         <w:pageBreakBefore/>
         <w:pStyle w:val="Title"/>
         <w:jc w:val="center"/>
@@ -1678,192 +1571,6 @@
           </w:p>
         </w:tc>
       </w:tr>
-      <w:tr>
-        <w:trPr>
-          <w:cantSplit w:val="0"/>
-          <w:trHeight w:val="1200" w:hRule="atLeast"/>
-          <w:tblHeader w:val="0"/>
-        </w:trPr>
-        <w:tc>
-          <w:tcPr>
-            <w:shd w:fill="auto" w:val="clear"/>
-            <w:tcMar>
-              <w:top w:w="100.0" w:type="dxa"/>
-              <w:left w:w="100.0" w:type="dxa"/>
-              <w:bottom w:w="100.0" w:type="dxa"/>
-              <w:right w:w="100.0" w:type="dxa"/>
-            </w:tcMar>
-            <w:vAlign w:val="top"/>
-          </w:tcPr>
-          <w:p>
-            <w:pPr>
-              <w:keepNext w:val="0"/>
-              <w:keepLines w:val="0"/>
-              <w:pageBreakBefore w:val="0"/>
-              <w:widowControl w:val="0"/>
-              <w:pBdr>
-                <w:top w:space="0" w:sz="0" w:val="nil"/>
-                <w:left w:space="0" w:sz="0" w:val="nil"/>
-                <w:bottom w:space="0" w:sz="0" w:val="nil"/>
-                <w:right w:space="0" w:sz="0" w:val="nil"/>
-                <w:between w:space="0" w:sz="0" w:val="nil"/>
-              </w:pBdr>
-              <w:shd w:fill="auto" w:val="clear"/>
-              <w:spacing w:after="0" w:before="0" w:line="240" w:lineRule="auto"/>
-              <w:ind w:left="0" w:right="0" w:firstLine="0"/>
-              <w:jc w:val="left"/>
-              <w:rPr/>
-            </w:pPr>
-            <w:r>
-              <w:rPr>
-                <w:rtl w:val="0"/>
-              </w:rPr>
-              <w:t xml:space="preserve"/>
-            </w:r>
-          </w:p>
-        </w:tc>
-        <w:tc>
-          <w:tcPr>
-            <w:shd w:fill="auto" w:val="clear"/>
-            <w:tcMar>
-              <w:top w:w="100.0" w:type="dxa"/>
-              <w:left w:w="100.0" w:type="dxa"/>
-              <w:bottom w:w="100.0" w:type="dxa"/>
-              <w:right w:w="100.0" w:type="dxa"/>
-            </w:tcMar>
-            <w:vAlign w:val="top"/>
-          </w:tcPr>
-          <w:p>
-            <w:pPr>
-              <w:keepNext w:val="0"/>
-              <w:keepLines w:val="0"/>
-              <w:pageBreakBefore w:val="0"/>
-              <w:widowControl w:val="0"/>
-              <w:pBdr>
-                <w:top w:space="0" w:sz="0" w:val="nil"/>
-                <w:left w:space="0" w:sz="0" w:val="nil"/>
-                <w:bottom w:space="0" w:sz="0" w:val="nil"/>
-                <w:right w:space="0" w:sz="0" w:val="nil"/>
-                <w:between w:space="0" w:sz="0" w:val="nil"/>
-              </w:pBdr>
-              <w:shd w:fill="auto" w:val="clear"/>
-              <w:spacing w:after="0" w:before="0" w:line="240" w:lineRule="auto"/>
-              <w:ind w:left="0" w:right="0" w:firstLine="0"/>
-              <w:jc w:val="left"/>
-              <w:rPr/>
-            </w:pPr>
-            <w:r>
-              <w:drawing>
-                <wp:inline distT="0" distB="0" distL="0" distR="0">
-                  <wp:extent cx="2381250" cy="1339453"/>
-                  <wp:docPr id="1005" name="act5"/>
-                  <wp:cNvGraphicFramePr>
-                    <a:graphicFrameLocks noChangeAspect="1"/>
-                  </wp:cNvGraphicFramePr>
-                  <a:graphic>
-                    <a:graphicData uri="http://schemas.openxmlformats.org/drawingml/2006/picture">
-                      <pic:pic>
-                        <pic:nvPicPr>
-                          <pic:cNvPr id="1005" name="act5.jpg"/>
-                          <pic:cNvPicPr/>
-                        </pic:nvPicPr>
-                        <pic:blipFill>
-                          <a:blip r:embed="rIdAct5"/>
-                          <a:stretch>
-                            <a:fillRect/>
-                          </a:stretch>
-                        </pic:blipFill>
-                        <pic:spPr>
-                          <a:xfrm>
-                            <a:off x="0" y="0"/>
-                            <a:ext cx="2381250" cy="1339453"/>
-                          </a:xfrm>
-                          <a:prstGeom prst="rect">
-                            <a:avLst/>
-                          </a:prstGeom>
-                        </pic:spPr>
-                      </pic:pic>
-                    </a:graphicData>
-                  </a:graphic>
-                </wp:inline>
-              </w:drawing>
-            </w:r>
-          </w:p>
-          <w:p>
-            <w:pPr>
-              <w:keepNext w:val="0"/>
-              <w:keepLines w:val="0"/>
-              <w:pageBreakBefore w:val="0"/>
-              <w:widowControl w:val="0"/>
-              <w:pBdr>
-                <w:top w:space="0" w:sz="0" w:val="nil"/>
-                <w:left w:space="0" w:sz="0" w:val="nil"/>
-                <w:bottom w:space="0" w:sz="0" w:val="nil"/>
-                <w:right w:space="0" w:sz="0" w:val="nil"/>
-                <w:between w:space="0" w:sz="0" w:val="nil"/>
-              </w:pBdr>
-              <w:shd w:fill="auto" w:val="clear"/>
-              <w:spacing w:after="0" w:before="0" w:line="240" w:lineRule="auto"/>
-              <w:ind w:left="0" w:right="0" w:firstLine="0"/>
-              <w:jc w:val="left"/>
-              <w:rPr/>
-            </w:pPr>
-            <w:r>
-              <w:t xml:space="preserve">도킹 판정 도구 예비 화면</w:t>
-            </w:r>
-          </w:p>
-        </w:tc>
-        <w:tc>
-          <w:tcPr>
-            <w:shd w:fill="auto" w:val="clear"/>
-            <w:tcMar>
-              <w:top w:w="100.0" w:type="dxa"/>
-              <w:left w:w="100.0" w:type="dxa"/>
-              <w:bottom w:w="100.0" w:type="dxa"/>
-              <w:right w:w="100.0" w:type="dxa"/>
-            </w:tcMar>
-            <w:vAlign w:val="top"/>
-          </w:tcPr>
-          <w:p>
-            <w:pPr>
-              <w:ind w:right="-30"/>
-              <w:rPr/>
-            </w:pPr>
-            <w:r>
-              <w:rPr>
-                <w:rFonts w:ascii="Arial Unicode MS" w:cs="Arial Unicode MS" w:eastAsia="Arial Unicode MS" w:hAnsi="Arial Unicode MS"/>
-                <w:rtl w:val="0"/>
-              </w:rPr>
-              <w:t xml:space="preserve">도킹 판정 도구 예비: 화면 왼쪽 끝 빨간 원(605 px²)이 30장 중 2장 사각형으로 오판</w:t>
-            </w:r>
-          </w:p>
-        </w:tc>
-        <w:tc>
-          <w:tcPr>
-            <w:shd w:fill="auto" w:val="clear"/>
-            <w:tcMar>
-              <w:top w:w="100.0" w:type="dxa"/>
-              <w:left w:w="100.0" w:type="dxa"/>
-              <w:bottom w:w="100.0" w:type="dxa"/>
-              <w:right w:w="100.0" w:type="dxa"/>
-            </w:tcMar>
-            <w:vAlign w:val="top"/>
-          </w:tcPr>
-          <w:p>
-            <w:pPr>
-              <w:ind w:right="-30"/>
-              <w:rPr/>
-            </w:pPr>
-            <w:r>
-              <w:rPr>
-                <w:rFonts w:ascii="Arial Unicode MS" w:cs="Arial Unicode MS" w:eastAsia="Arial Unicode MS" w:hAnsi="Arial Unicode MS"/>
-                <w:rtl w:val="0"/>
-              </w:rPr>
-              <w:t xml:space="preserve">원형도 0.83 이 기준 0.82 에 걸림 — 본시험에서 확인 진행 전</w:t>
-            </w:r>
-          </w:p>
-        </w:tc>
-      </w:tr>
     </w:tbl>
     <w:p>
       <w:pPr>
@@ -3939,136 +3646,6 @@
                 <w:rtl w:val="0"/>
               </w:rPr>
               <w:t xml:space="preserve">10-31 시험용, 배 탑재 안 함</w:t>
-            </w:r>
-          </w:p>
-        </w:tc>
-      </w:tr>
-      <w:tr>
-        <w:trPr>
-          <w:cantSplit w:val="0"/>
-          <w:trHeight w:val="500" w:hRule="atLeast"/>
-          <w:tblHeader w:val="0"/>
-        </w:trPr>
-        <w:tc>
-          <w:tcPr>
-            <w:shd w:fill="auto" w:val="clear"/>
-            <w:tcMar>
-              <w:top w:w="100.0" w:type="dxa"/>
-              <w:left w:w="100.0" w:type="dxa"/>
-              <w:bottom w:w="100.0" w:type="dxa"/>
-              <w:right w:w="100.0" w:type="dxa"/>
-            </w:tcMar>
-            <w:vAlign w:val="top"/>
-          </w:tcPr>
-          <w:p>
-            <w:pPr>
-              <w:keepNext w:val="0"/>
-              <w:keepLines w:val="0"/>
-              <w:pageBreakBefore w:val="0"/>
-              <w:widowControl w:val="0"/>
-              <w:pBdr>
-                <w:top w:space="0" w:sz="0" w:val="nil"/>
-                <w:left w:space="0" w:sz="0" w:val="nil"/>
-                <w:bottom w:space="0" w:sz="0" w:val="nil"/>
-                <w:right w:space="0" w:sz="0" w:val="nil"/>
-                <w:between w:space="0" w:sz="0" w:val="nil"/>
-              </w:pBdr>
-              <w:shd w:fill="auto" w:val="clear"/>
-              <w:spacing w:after="0" w:before="0" w:line="240" w:lineRule="auto"/>
-              <w:ind w:left="0" w:right="0" w:firstLine="0"/>
-              <w:jc w:val="left"/>
-              <w:rPr/>
-            </w:pPr>
-            <w:r>
-              <w:rPr>
-                <w:rtl w:val="0"/>
-              </w:rPr>
-              <w:t xml:space="preserve">PoE 인젝터 (배용)</w:t>
-            </w:r>
-          </w:p>
-        </w:tc>
-        <w:tc>
-          <w:tcPr>
-            <w:shd w:fill="auto" w:val="clear"/>
-            <w:tcMar>
-              <w:top w:w="100.0" w:type="dxa"/>
-              <w:left w:w="100.0" w:type="dxa"/>
-              <w:bottom w:w="100.0" w:type="dxa"/>
-              <w:right w:w="100.0" w:type="dxa"/>
-            </w:tcMar>
-            <w:vAlign w:val="top"/>
-          </w:tcPr>
-          <w:p>
-            <w:pPr>
-              <w:keepNext w:val="0"/>
-              <w:keepLines w:val="0"/>
-              <w:pageBreakBefore w:val="0"/>
-              <w:widowControl w:val="0"/>
-              <w:pBdr>
-                <w:top w:space="0" w:sz="0" w:val="nil"/>
-                <w:left w:space="0" w:sz="0" w:val="nil"/>
-                <w:bottom w:space="0" w:sz="0" w:val="nil"/>
-                <w:right w:space="0" w:sz="0" w:val="nil"/>
-                <w:between w:space="0" w:sz="0" w:val="nil"/>
-              </w:pBdr>
-              <w:shd w:fill="auto" w:val="clear"/>
-              <w:spacing w:after="0" w:before="0" w:line="240" w:lineRule="auto"/>
-              <w:ind w:left="0" w:right="0" w:firstLine="0"/>
-              <w:jc w:val="left"/>
-              <w:rPr/>
-            </w:pPr>
-            <w:r>
-              <w:t xml:space="preserve">PSE5502G 계열</w:t>
-            </w:r>
-          </w:p>
-        </w:tc>
-        <w:tc>
-          <w:tcPr>
-            <w:shd w:fill="auto" w:val="clear"/>
-            <w:tcMar>
-              <w:top w:w="100.0" w:type="dxa"/>
-              <w:left w:w="100.0" w:type="dxa"/>
-              <w:bottom w:w="100.0" w:type="dxa"/>
-              <w:right w:w="100.0" w:type="dxa"/>
-            </w:tcMar>
-            <w:vAlign w:val="top"/>
-          </w:tcPr>
-          <w:p>
-            <w:pPr>
-              <w:ind w:right="-30"/>
-              <w:rPr/>
-            </w:pPr>
-            <w:r>
-              <w:rPr>
-                <w:rFonts w:ascii="Arial Unicode MS" w:cs="Arial Unicode MS" w:eastAsia="Arial Unicode MS" w:hAnsi="Arial Unicode MS"/>
-                <w:rtl w:val="0"/>
-              </w:rPr>
-              <w:t xml:space="preserve">DC 12~48 V → 48 V af/at · 기가</w:t>
-            </w:r>
-          </w:p>
-        </w:tc>
-        <w:tc>
-          <w:tcPr>
-            <w:shd w:fill="auto" w:val="clear"/>
-            <w:tcMar>
-              <w:top w:w="100.0" w:type="dxa"/>
-              <w:left w:w="100.0" w:type="dxa"/>
-              <w:bottom w:w="100.0" w:type="dxa"/>
-              <w:right w:w="100.0" w:type="dxa"/>
-            </w:tcMar>
-            <w:vAlign w:val="top"/>
-          </w:tcPr>
-          <w:p>
-            <w:pPr>
-              <w:ind w:right="-30"/>
-              <w:rPr/>
-            </w:pPr>
-            <w:r>
-              <w:rPr>
-                <w:rFonts w:ascii="Arial Unicode MS" w:cs="Arial Unicode MS" w:eastAsia="Arial Unicode MS" w:hAnsi="Arial Unicode MS"/>
-                <w:rtl w:val="0"/>
-              </w:rPr>
-              <w:t xml:space="preserve">진행 전 미도착</w:t>
             </w:r>
           </w:p>
         </w:tc>
@@ -4477,75 +4054,6 @@
     </w:p>
     <w:p>
       <w:pPr>
-        <w:pageBreakBefore w:val="0"/>
-        <w:pBdr>
-          <w:top w:space="0" w:sz="0" w:val="nil"/>
-          <w:left w:space="0" w:sz="0" w:val="nil"/>
-          <w:bottom w:space="0" w:sz="0" w:val="nil"/>
-          <w:right w:space="0" w:sz="0" w:val="nil"/>
-          <w:between w:space="0" w:sz="0" w:val="nil"/>
-        </w:pBdr>
-        <w:shd w:fill="auto" w:val="clear"/>
-        <w:spacing w:after="0" w:before="120" w:lineRule="auto"/>
-        <w:ind w:left="720" w:right="-30" w:hanging="360"/>
-        <w:rPr/>
-      </w:pPr>
-      <w:r>
-        <w:rPr>
-          <w:rFonts w:ascii="Arial Unicode MS" w:cs="Arial Unicode MS" w:eastAsia="Arial Unicode MS" w:hAnsi="Arial Unicode MS"/>
-          <w:rtl w:val="0"/>
-        </w:rPr>
-        <w:t xml:space="preserve">•  [  ] 도킹 도형 본시험</w:t>
-      </w:r>
-    </w:p>
-    <w:p>
-      <w:pPr>
-        <w:pageBreakBefore w:val="0"/>
-        <w:pBdr>
-          <w:top w:space="0" w:sz="0" w:val="nil"/>
-          <w:left w:space="0" w:sz="0" w:val="nil"/>
-          <w:bottom w:space="0" w:sz="0" w:val="nil"/>
-          <w:right w:space="0" w:sz="0" w:val="nil"/>
-          <w:between w:space="0" w:sz="0" w:val="nil"/>
-        </w:pBdr>
-        <w:shd w:fill="auto" w:val="clear"/>
-        <w:spacing w:after="0" w:before="120" w:lineRule="auto"/>
-        <w:ind w:left="720" w:right="-30" w:hanging="360"/>
-        <w:rPr/>
-      </w:pPr>
-      <w:r>
-        <w:rPr>
-          <w:rFonts w:ascii="Arial Unicode MS" w:cs="Arial Unicode MS" w:eastAsia="Arial Unicode MS" w:hAnsi="Arial Unicode MS"/>
-          <w:rtl w:val="0"/>
-        </w:rPr>
-        <w:t xml:space="preserve">•  [  ] DC 인젝터 배 결선 (미도착)</w:t>
-      </w:r>
-    </w:p>
-    <w:p>
-      <w:pPr>
-        <w:pageBreakBefore w:val="0"/>
-        <w:pBdr>
-          <w:top w:space="0" w:sz="0" w:val="nil"/>
-          <w:left w:space="0" w:sz="0" w:val="nil"/>
-          <w:bottom w:space="0" w:sz="0" w:val="nil"/>
-          <w:right w:space="0" w:sz="0" w:val="nil"/>
-          <w:between w:space="0" w:sz="0" w:val="nil"/>
-        </w:pBdr>
-        <w:shd w:fill="auto" w:val="clear"/>
-        <w:spacing w:after="0" w:before="120" w:lineRule="auto"/>
-        <w:ind w:left="720" w:right="-30" w:hanging="360"/>
-        <w:rPr/>
-      </w:pPr>
-      <w:r>
-        <w:rPr>
-          <w:rFonts w:ascii="Arial Unicode MS" w:cs="Arial Unicode MS" w:eastAsia="Arial Unicode MS" w:hAnsi="Arial Unicode MS"/>
-          <w:rtl w:val="0"/>
-        </w:rPr>
-        <w:t xml:space="preserve">•  [  ] vision.yaml image_topic OAK 전환 (D455 비교 후)</w:t>
-      </w:r>
-    </w:p>
-    <w:p>
-      <w:pPr>
         <w:pStyle w:val="Heading1"/>
         <w:rPr/>
       </w:pPr>
@@ -5045,136 +4553,6 @@
                 <w:rtl w:val="0"/>
               </w:rPr>
               <w:t xml:space="preserve">3</w:t>
-            </w:r>
-          </w:p>
-        </w:tc>
-        <w:tc>
-          <w:tcPr>
-            <w:shd w:fill="auto" w:val="clear"/>
-            <w:tcMar>
-              <w:top w:w="100.0" w:type="dxa"/>
-              <w:left w:w="100.0" w:type="dxa"/>
-              <w:bottom w:w="100.0" w:type="dxa"/>
-              <w:right w:w="100.0" w:type="dxa"/>
-            </w:tcMar>
-            <w:vAlign w:val="top"/>
-          </w:tcPr>
-          <w:p>
-            <w:pPr>
-              <w:keepNext w:val="0"/>
-              <w:keepLines w:val="0"/>
-              <w:pageBreakBefore w:val="0"/>
-              <w:widowControl w:val="0"/>
-              <w:pBdr>
-                <w:top w:space="0" w:sz="0" w:val="nil"/>
-                <w:left w:space="0" w:sz="0" w:val="nil"/>
-                <w:bottom w:space="0" w:sz="0" w:val="nil"/>
-                <w:right w:space="0" w:sz="0" w:val="nil"/>
-                <w:between w:space="0" w:sz="0" w:val="nil"/>
-              </w:pBdr>
-              <w:shd w:fill="auto" w:val="clear"/>
-              <w:spacing w:after="0" w:before="0" w:line="240" w:lineRule="auto"/>
-              <w:ind w:left="0" w:right="0" w:firstLine="0"/>
-              <w:jc w:val="left"/>
-              <w:rPr/>
-            </w:pPr>
-            <w:r>
-              <w:t xml:space="preserve">가장자리 작은 빨간 원 2/30 사각 오판</w:t>
-            </w:r>
-          </w:p>
-        </w:tc>
-        <w:tc>
-          <w:tcPr>
-            <w:shd w:fill="auto" w:val="clear"/>
-            <w:tcMar>
-              <w:top w:w="100.0" w:type="dxa"/>
-              <w:left w:w="100.0" w:type="dxa"/>
-              <w:bottom w:w="100.0" w:type="dxa"/>
-              <w:right w:w="100.0" w:type="dxa"/>
-            </w:tcMar>
-            <w:vAlign w:val="top"/>
-          </w:tcPr>
-          <w:p>
-            <w:pPr>
-              <w:ind w:right="-30"/>
-              <w:rPr/>
-            </w:pPr>
-            <w:r>
-              <w:rPr>
-                <w:rFonts w:ascii="Arial Unicode MS" w:cs="Arial Unicode MS" w:eastAsia="Arial Unicode MS" w:hAnsi="Arial Unicode MS"/>
-                <w:rtl w:val="0"/>
-              </w:rPr>
-              <w:t xml:space="preserve">원형도 기준 경계값. 본시험에서 거리별 확인</w:t>
-            </w:r>
-          </w:p>
-        </w:tc>
-        <w:tc>
-          <w:tcPr>
-            <w:shd w:fill="auto" w:val="clear"/>
-            <w:tcMar>
-              <w:top w:w="100.0" w:type="dxa"/>
-              <w:left w:w="100.0" w:type="dxa"/>
-              <w:bottom w:w="100.0" w:type="dxa"/>
-              <w:right w:w="100.0" w:type="dxa"/>
-            </w:tcMar>
-            <w:vAlign w:val="top"/>
-          </w:tcPr>
-          <w:p>
-            <w:pPr>
-              <w:ind w:right="-30"/>
-              <w:rPr/>
-            </w:pPr>
-            <w:r>
-              <w:rPr>
-                <w:rFonts w:ascii="Arial Unicode MS" w:cs="Arial Unicode MS" w:eastAsia="Arial Unicode MS" w:hAnsi="Arial Unicode MS"/>
-                <w:rtl w:val="0"/>
-              </w:rPr>
-              <w:t xml:space="preserve">진행 전</w:t>
-            </w:r>
-          </w:p>
-        </w:tc>
-      </w:tr>
-      <w:tr>
-        <w:trPr>
-          <w:cantSplit w:val="0"/>
-          <w:trHeight w:val="500" w:hRule="atLeast"/>
-          <w:tblHeader w:val="0"/>
-        </w:trPr>
-        <w:tc>
-          <w:tcPr>
-            <w:shd w:fill="auto" w:val="clear"/>
-            <w:tcMar>
-              <w:top w:w="100.0" w:type="dxa"/>
-              <w:left w:w="100.0" w:type="dxa"/>
-              <w:bottom w:w="100.0" w:type="dxa"/>
-              <w:right w:w="100.0" w:type="dxa"/>
-            </w:tcMar>
-            <w:vAlign w:val="top"/>
-          </w:tcPr>
-          <w:p>
-            <w:pPr>
-              <w:keepNext w:val="0"/>
-              <w:keepLines w:val="0"/>
-              <w:pageBreakBefore w:val="0"/>
-              <w:widowControl w:val="0"/>
-              <w:pBdr>
-                <w:top w:space="0" w:sz="0" w:val="nil"/>
-                <w:left w:space="0" w:sz="0" w:val="nil"/>
-                <w:bottom w:space="0" w:sz="0" w:val="nil"/>
-                <w:right w:space="0" w:sz="0" w:val="nil"/>
-                <w:between w:space="0" w:sz="0" w:val="nil"/>
-              </w:pBdr>
-              <w:shd w:fill="auto" w:val="clear"/>
-              <w:spacing w:after="0" w:before="0" w:line="240" w:lineRule="auto"/>
-              <w:ind w:left="0" w:right="0" w:firstLine="0"/>
-              <w:jc w:val="left"/>
-              <w:rPr/>
-            </w:pPr>
-            <w:r>
-              <w:rPr>
-                <w:rtl w:val="0"/>
-              </w:rPr>
-              <w:t xml:space="preserve">4</w:t>
             </w:r>
           </w:p>
         </w:tc>
